--- a/lessons/5-8/downloads/reveal/teacher/5.8-homework-packet-level-1.docx
+++ b/lessons/5-8/downloads/reveal/teacher/5.8-homework-packet-level-1.docx
@@ -78,14 +78,15 @@
           <w:caps/>
           <w:color w:val="003A70"/>
           <w:spacing w:val="12"/>
-          <w:sz w:val="21"/>
+          <w:sz w:val="22"/>
           <w:szCs w:val="21"/>
         </w:rPr>
-        <w:t xml:space="preserve">Lesson 5-8  ·  Homework Packet  ·  Level 1  ·  Sheet 1 of 2</w:t>
+        <w:t xml:space="preserve">Lesson 5-8  ·  Homework Packet  ·  Supported  ·  Session 1 · pages 1–2</w:t>
       </w:r>
     </w:p>
     <w:p>
       <w:pPr>
+        <w:pStyle w:val="Heading1"/>
         <w:keepNext/>
         <w:spacing w:before="0" w:after="10" w:line="240" w:lineRule="auto"/>
       </w:pPr>
@@ -111,7 +112,7 @@
         <w:rPr>
           <w:rFonts w:ascii="Avenir Next" w:hAnsi="Avenir Next" w:cs="Avenir Next" w:eastAsia="Avenir Next"/>
           <w:color w:val="5A5F66"/>
-          <w:sz w:val="17"/>
+          <w:sz w:val="22"/>
           <w:szCs w:val="17"/>
         </w:rPr>
         <w:t xml:space="preserve">Maryland Standard 6.G.A.4   ·   Learning target — I can find the surface area of a pyramid by adding the base area and the areas of its triangular faces.</w:t>
@@ -158,6 +159,7 @@
           </w:tcPr>
           <w:p>
             <w:pPr>
+              <w:pStyle w:val="Heading2"/>
               <w:spacing w:before="0" w:after="40" w:line="264" w:lineRule="auto"/>
             </w:pPr>
             <w:r>
@@ -185,63 +187,63 @@
                 <w:rFonts w:ascii="Avenir Next" w:hAnsi="Avenir Next" w:cs="Avenir Next" w:eastAsia="Avenir Next"/>
                 <w:b/>
                 <w:color w:val="003A70"/>
+                <w:sz w:val="22"/>
+                <w:szCs w:val="18"/>
+              </w:rPr>
+              <w:t xml:space="preserve">•</w:t>
+            </w:r>
+            <w:r>
+              <w:rPr>
+                <w:rFonts w:ascii="Avenir Next" w:hAnsi="Avenir Next" w:cs="Avenir Next" w:eastAsia="Avenir Next"/>
+                <w:color w:val="1A1A1A"/>
                 <w:sz w:val="18"/>
                 <w:szCs w:val="18"/>
               </w:rPr>
-              <w:t xml:space="preserve">•</w:t>
-            </w:r>
-            <w:r>
-              <w:rPr>
-                <w:rFonts w:ascii="Avenir Next" w:hAnsi="Avenir Next" w:cs="Avenir Next" w:eastAsia="Avenir Next"/>
-                <w:color w:val="1A1A1A"/>
-                <w:sz w:val="18"/>
+              <w:tab/>
+            </w:r>
+            <w:r>
+              <w:rPr>
+                <w:rFonts w:ascii="Avenir Next" w:hAnsi="Avenir Next" w:cs="Avenir Next" w:eastAsia="Avenir Next"/>
+                <w:color w:val="1A1A1A"/>
+                <w:sz w:val="22"/>
                 <w:szCs w:val="18"/>
               </w:rPr>
-              <w:tab/>
-            </w:r>
-            <w:r>
-              <w:rPr>
-                <w:rFonts w:ascii="Avenir Next" w:hAnsi="Avenir Next" w:cs="Avenir Next" w:eastAsia="Avenir Next"/>
-                <w:color w:val="1A1A1A"/>
-                <w:sz w:val="18"/>
+              <w:t xml:space="preserve">SA of a pyramid = </w:t>
+            </w:r>
+            <w:r>
+              <w:rPr>
+                <w:rFonts w:ascii="Avenir Next" w:hAnsi="Avenir Next" w:cs="Avenir Next" w:eastAsia="Avenir Next"/>
+                <w:b/>
+                <w:color w:val="1A1A1A"/>
+                <w:sz w:val="22"/>
                 <w:szCs w:val="18"/>
               </w:rPr>
-              <w:t xml:space="preserve">SA of a pyramid = </w:t>
-            </w:r>
-            <w:r>
-              <w:rPr>
-                <w:rFonts w:ascii="Avenir Next" w:hAnsi="Avenir Next" w:cs="Avenir Next" w:eastAsia="Avenir Next"/>
-                <w:b/>
-                <w:color w:val="1A1A1A"/>
-                <w:sz w:val="18"/>
+              <w:t xml:space="preserve">base area</w:t>
+            </w:r>
+            <w:r>
+              <w:rPr>
+                <w:rFonts w:ascii="Avenir Next" w:hAnsi="Avenir Next" w:cs="Avenir Next" w:eastAsia="Avenir Next"/>
+                <w:color w:val="1A1A1A"/>
+                <w:sz w:val="22"/>
                 <w:szCs w:val="18"/>
               </w:rPr>
-              <w:t xml:space="preserve">base area</w:t>
-            </w:r>
-            <w:r>
-              <w:rPr>
-                <w:rFonts w:ascii="Avenir Next" w:hAnsi="Avenir Next" w:cs="Avenir Next" w:eastAsia="Avenir Next"/>
-                <w:color w:val="1A1A1A"/>
-                <w:sz w:val="18"/>
+              <w:t xml:space="preserve"> + area of all the </w:t>
+            </w:r>
+            <w:r>
+              <w:rPr>
+                <w:rFonts w:ascii="Avenir Next" w:hAnsi="Avenir Next" w:cs="Avenir Next" w:eastAsia="Avenir Next"/>
+                <w:b/>
+                <w:color w:val="1A1A1A"/>
+                <w:sz w:val="22"/>
                 <w:szCs w:val="18"/>
               </w:rPr>
-              <w:t xml:space="preserve"> + area of all the </w:t>
-            </w:r>
-            <w:r>
-              <w:rPr>
-                <w:rFonts w:ascii="Avenir Next" w:hAnsi="Avenir Next" w:cs="Avenir Next" w:eastAsia="Avenir Next"/>
-                <w:b/>
-                <w:color w:val="1A1A1A"/>
-                <w:sz w:val="18"/>
-                <w:szCs w:val="18"/>
-              </w:rPr>
               <w:t xml:space="preserve">triangular faces</w:t>
             </w:r>
             <w:r>
               <w:rPr>
                 <w:rFonts w:ascii="Avenir Next" w:hAnsi="Avenir Next" w:cs="Avenir Next" w:eastAsia="Avenir Next"/>
                 <w:color w:val="1A1A1A"/>
-                <w:sz w:val="18"/>
+                <w:sz w:val="22"/>
                 <w:szCs w:val="18"/>
               </w:rPr>
               <w:t xml:space="preserve">.</w:t>
@@ -260,44 +262,44 @@
                 <w:rFonts w:ascii="Avenir Next" w:hAnsi="Avenir Next" w:cs="Avenir Next" w:eastAsia="Avenir Next"/>
                 <w:b/>
                 <w:color w:val="003A70"/>
+                <w:sz w:val="22"/>
+                <w:szCs w:val="18"/>
+              </w:rPr>
+              <w:t xml:space="preserve">•</w:t>
+            </w:r>
+            <w:r>
+              <w:rPr>
+                <w:rFonts w:ascii="Avenir Next" w:hAnsi="Avenir Next" w:cs="Avenir Next" w:eastAsia="Avenir Next"/>
+                <w:color w:val="1A1A1A"/>
                 <w:sz w:val="18"/>
                 <w:szCs w:val="18"/>
               </w:rPr>
-              <w:t xml:space="preserve">•</w:t>
-            </w:r>
-            <w:r>
-              <w:rPr>
-                <w:rFonts w:ascii="Avenir Next" w:hAnsi="Avenir Next" w:cs="Avenir Next" w:eastAsia="Avenir Next"/>
-                <w:color w:val="1A1A1A"/>
-                <w:sz w:val="18"/>
+              <w:tab/>
+            </w:r>
+            <w:r>
+              <w:rPr>
+                <w:rFonts w:ascii="Avenir Next" w:hAnsi="Avenir Next" w:cs="Avenir Next" w:eastAsia="Avenir Next"/>
+                <w:color w:val="1A1A1A"/>
+                <w:sz w:val="22"/>
                 <w:szCs w:val="18"/>
               </w:rPr>
-              <w:tab/>
-            </w:r>
-            <w:r>
-              <w:rPr>
-                <w:rFonts w:ascii="Avenir Next" w:hAnsi="Avenir Next" w:cs="Avenir Next" w:eastAsia="Avenir Next"/>
-                <w:color w:val="1A1A1A"/>
-                <w:sz w:val="18"/>
+              <w:t xml:space="preserve">Each triangle’s height is the </w:t>
+            </w:r>
+            <w:r>
+              <w:rPr>
+                <w:rFonts w:ascii="Avenir Next" w:hAnsi="Avenir Next" w:cs="Avenir Next" w:eastAsia="Avenir Next"/>
+                <w:b/>
+                <w:color w:val="1A1A1A"/>
+                <w:sz w:val="22"/>
                 <w:szCs w:val="18"/>
               </w:rPr>
-              <w:t xml:space="preserve">Each triangle’s height is the </w:t>
-            </w:r>
-            <w:r>
-              <w:rPr>
-                <w:rFonts w:ascii="Avenir Next" w:hAnsi="Avenir Next" w:cs="Avenir Next" w:eastAsia="Avenir Next"/>
-                <w:b/>
-                <w:color w:val="1A1A1A"/>
-                <w:sz w:val="18"/>
-                <w:szCs w:val="18"/>
-              </w:rPr>
               <w:t xml:space="preserve">slant height</w:t>
             </w:r>
             <w:r>
               <w:rPr>
                 <w:rFonts w:ascii="Avenir Next" w:hAnsi="Avenir Next" w:cs="Avenir Next" w:eastAsia="Avenir Next"/>
                 <w:color w:val="1A1A1A"/>
-                <w:sz w:val="18"/>
+                <w:sz w:val="22"/>
                 <w:szCs w:val="18"/>
               </w:rPr>
               <w:t xml:space="preserve">, not the height of the pyramid.</w:t>
@@ -312,6 +314,7 @@
           </w:tcPr>
           <w:p>
             <w:pPr>
+              <w:pStyle w:val="Heading2"/>
               <w:spacing w:before="0" w:after="40" w:line="264" w:lineRule="auto"/>
             </w:pPr>
             <w:r>
@@ -334,7 +337,7 @@
               <w:rPr>
                 <w:rFonts w:ascii="Avenir Next" w:hAnsi="Avenir Next" w:cs="Avenir Next" w:eastAsia="Avenir Next"/>
                 <w:color w:val="1A1A1A"/>
-                <w:sz w:val="17"/>
+                <w:sz w:val="22"/>
                 <w:szCs w:val="17"/>
               </w:rPr>
               <w:t xml:space="preserve">Square pyramid: base 8 cm, slant height 7 cm.</w:t>
@@ -353,25 +356,25 @@
                 <w:rFonts w:ascii="Avenir Next" w:hAnsi="Avenir Next" w:cs="Avenir Next" w:eastAsia="Avenir Next"/>
                 <w:b/>
                 <w:color w:val="003A70"/>
+                <w:sz w:val="22"/>
+                <w:szCs w:val="17"/>
+              </w:rPr>
+              <w:t xml:space="preserve">Step 1</w:t>
+            </w:r>
+            <w:r>
+              <w:rPr>
+                <w:rFonts w:ascii="Avenir Next" w:hAnsi="Avenir Next" w:cs="Avenir Next" w:eastAsia="Avenir Next"/>
+                <w:color w:val="1A1A1A"/>
                 <w:sz w:val="17"/>
                 <w:szCs w:val="17"/>
               </w:rPr>
-              <w:t xml:space="preserve">Step 1</w:t>
-            </w:r>
-            <w:r>
-              <w:rPr>
-                <w:rFonts w:ascii="Avenir Next" w:hAnsi="Avenir Next" w:cs="Avenir Next" w:eastAsia="Avenir Next"/>
-                <w:color w:val="1A1A1A"/>
-                <w:sz w:val="17"/>
-                <w:szCs w:val="17"/>
-              </w:rPr>
               <w:tab/>
             </w:r>
             <w:r>
               <w:rPr>
                 <w:rFonts w:ascii="Avenir Next" w:hAnsi="Avenir Next" w:cs="Avenir Next" w:eastAsia="Avenir Next"/>
                 <w:color w:val="1A1A1A"/>
-                <w:sz w:val="17"/>
+                <w:sz w:val="22"/>
                 <w:szCs w:val="17"/>
               </w:rPr>
               <w:t xml:space="preserve">Base: 8 × 8 = 64</w:t>
@@ -390,25 +393,25 @@
                 <w:rFonts w:ascii="Avenir Next" w:hAnsi="Avenir Next" w:cs="Avenir Next" w:eastAsia="Avenir Next"/>
                 <w:b/>
                 <w:color w:val="003A70"/>
+                <w:sz w:val="22"/>
+                <w:szCs w:val="17"/>
+              </w:rPr>
+              <w:t xml:space="preserve">Step 2</w:t>
+            </w:r>
+            <w:r>
+              <w:rPr>
+                <w:rFonts w:ascii="Avenir Next" w:hAnsi="Avenir Next" w:cs="Avenir Next" w:eastAsia="Avenir Next"/>
+                <w:color w:val="1A1A1A"/>
                 <w:sz w:val="17"/>
                 <w:szCs w:val="17"/>
               </w:rPr>
-              <w:t xml:space="preserve">Step 2</w:t>
-            </w:r>
-            <w:r>
-              <w:rPr>
-                <w:rFonts w:ascii="Avenir Next" w:hAnsi="Avenir Next" w:cs="Avenir Next" w:eastAsia="Avenir Next"/>
-                <w:color w:val="1A1A1A"/>
-                <w:sz w:val="17"/>
-                <w:szCs w:val="17"/>
-              </w:rPr>
               <w:tab/>
             </w:r>
             <w:r>
               <w:rPr>
                 <w:rFonts w:ascii="Avenir Next" w:hAnsi="Avenir Next" w:cs="Avenir Next" w:eastAsia="Avenir Next"/>
                 <w:color w:val="1A1A1A"/>
-                <w:sz w:val="17"/>
+                <w:sz w:val="22"/>
                 <w:szCs w:val="17"/>
               </w:rPr>
               <w:t xml:space="preserve">One triangle: ½ × 8 × 7 = 28; four: 112</w:t>
@@ -427,25 +430,25 @@
                 <w:rFonts w:ascii="Avenir Next" w:hAnsi="Avenir Next" w:cs="Avenir Next" w:eastAsia="Avenir Next"/>
                 <w:b/>
                 <w:color w:val="003A70"/>
+                <w:sz w:val="22"/>
+                <w:szCs w:val="17"/>
+              </w:rPr>
+              <w:t xml:space="preserve">Step 3</w:t>
+            </w:r>
+            <w:r>
+              <w:rPr>
+                <w:rFonts w:ascii="Avenir Next" w:hAnsi="Avenir Next" w:cs="Avenir Next" w:eastAsia="Avenir Next"/>
+                <w:color w:val="1A1A1A"/>
                 <w:sz w:val="17"/>
                 <w:szCs w:val="17"/>
               </w:rPr>
-              <w:t xml:space="preserve">Step 3</w:t>
-            </w:r>
-            <w:r>
-              <w:rPr>
-                <w:rFonts w:ascii="Avenir Next" w:hAnsi="Avenir Next" w:cs="Avenir Next" w:eastAsia="Avenir Next"/>
-                <w:color w:val="1A1A1A"/>
-                <w:sz w:val="17"/>
-                <w:szCs w:val="17"/>
-              </w:rPr>
               <w:tab/>
             </w:r>
             <w:r>
               <w:rPr>
                 <w:rFonts w:ascii="Avenir Next" w:hAnsi="Avenir Next" w:cs="Avenir Next" w:eastAsia="Avenir Next"/>
                 <w:color w:val="1A1A1A"/>
-                <w:sz w:val="17"/>
+                <w:sz w:val="22"/>
                 <w:szCs w:val="17"/>
               </w:rPr>
               <w:t xml:space="preserve">Add: 64 + 112 = 176</w:t>
@@ -464,18 +467,18 @@
                 <w:rFonts w:ascii="Avenir Next" w:hAnsi="Avenir Next" w:cs="Avenir Next" w:eastAsia="Avenir Next"/>
                 <w:b/>
                 <w:color w:val="1A1A1A"/>
+                <w:sz w:val="22"/>
+                <w:szCs w:val="17"/>
+              </w:rPr>
+              <w:t xml:space="preserve">Answer</w:t>
+            </w:r>
+            <w:r>
+              <w:rPr>
+                <w:rFonts w:ascii="Avenir Next" w:hAnsi="Avenir Next" w:cs="Avenir Next" w:eastAsia="Avenir Next"/>
+                <w:color w:val="1A1A1A"/>
                 <w:sz w:val="17"/>
                 <w:szCs w:val="17"/>
               </w:rPr>
-              <w:t xml:space="preserve">Answer</w:t>
-            </w:r>
-            <w:r>
-              <w:rPr>
-                <w:rFonts w:ascii="Avenir Next" w:hAnsi="Avenir Next" w:cs="Avenir Next" w:eastAsia="Avenir Next"/>
-                <w:color w:val="1A1A1A"/>
-                <w:sz w:val="17"/>
-                <w:szCs w:val="17"/>
-              </w:rPr>
               <w:tab/>
             </w:r>
             <w:r>
@@ -483,7 +486,7 @@
                 <w:rFonts w:ascii="Avenir Next" w:hAnsi="Avenir Next" w:cs="Avenir Next" w:eastAsia="Avenir Next"/>
                 <w:b/>
                 <w:color w:val="1A1A1A"/>
-                <w:sz w:val="17"/>
+                <w:sz w:val="22"/>
                 <w:szCs w:val="17"/>
               </w:rPr>
               <w:t xml:space="preserve">176 cm²</w:t>
@@ -533,6 +536,7 @@
           </w:tcPr>
           <w:p>
             <w:pPr>
+              <w:pStyle w:val="Heading2"/>
               <w:spacing w:before="0" w:after="40" w:line="264" w:lineRule="auto"/>
             </w:pPr>
             <w:r>
@@ -556,7 +560,7 @@
                 <w:rFonts w:ascii="Avenir Next" w:hAnsi="Avenir Next" w:cs="Avenir Next" w:eastAsia="Avenir Next"/>
                 <w:b/>
                 <w:color w:val="1A1A1A"/>
-                <w:sz w:val="21"/>
+                <w:sz w:val="22"/>
                 <w:szCs w:val="21"/>
               </w:rPr>
               <w:t xml:space="preserve">slant height</w:t>
@@ -565,7 +569,7 @@
               <w:rPr>
                 <w:rFonts w:ascii="Avenir Next" w:hAnsi="Avenir Next" w:cs="Avenir Next" w:eastAsia="Avenir Next"/>
                 <w:color w:val="5A5F66"/>
-                <w:sz w:val="21"/>
+                <w:sz w:val="22"/>
                 <w:szCs w:val="21"/>
               </w:rPr>
               <w:t xml:space="preserve"> — </w:t>
@@ -574,7 +578,7 @@
               <w:rPr>
                 <w:rFonts w:ascii="Avenir Next" w:hAnsi="Avenir Next" w:cs="Avenir Next" w:eastAsia="Avenir Next"/>
                 <w:color w:val="1A1A1A"/>
-                <w:sz w:val="21"/>
+                <w:sz w:val="22"/>
                 <w:szCs w:val="21"/>
               </w:rPr>
               <w:t xml:space="preserve">height of a side triangle, along its face</w:t>
@@ -589,7 +593,7 @@
                 <w:rFonts w:ascii="Avenir Next" w:hAnsi="Avenir Next" w:cs="Avenir Next" w:eastAsia="Avenir Next"/>
                 <w:b/>
                 <w:color w:val="1A1A1A"/>
-                <w:sz w:val="21"/>
+                <w:sz w:val="22"/>
                 <w:szCs w:val="21"/>
               </w:rPr>
               <w:t xml:space="preserve">base</w:t>
@@ -598,7 +602,7 @@
               <w:rPr>
                 <w:rFonts w:ascii="Avenir Next" w:hAnsi="Avenir Next" w:cs="Avenir Next" w:eastAsia="Avenir Next"/>
                 <w:color w:val="5A5F66"/>
-                <w:sz w:val="21"/>
+                <w:sz w:val="22"/>
                 <w:szCs w:val="21"/>
               </w:rPr>
               <w:t xml:space="preserve"> — </w:t>
@@ -607,7 +611,7 @@
               <w:rPr>
                 <w:rFonts w:ascii="Avenir Next" w:hAnsi="Avenir Next" w:cs="Avenir Next" w:eastAsia="Avenir Next"/>
                 <w:color w:val="1A1A1A"/>
-                <w:sz w:val="21"/>
+                <w:sz w:val="22"/>
                 <w:szCs w:val="21"/>
               </w:rPr>
               <w:t xml:space="preserve">the bottom face</w:t>
@@ -633,7 +637,7 @@
                 <w:rFonts w:ascii="Avenir Next" w:hAnsi="Avenir Next" w:cs="Avenir Next" w:eastAsia="Avenir Next"/>
                 <w:b/>
                 <w:color w:val="1A1A1A"/>
-                <w:sz w:val="21"/>
+                <w:sz w:val="22"/>
                 <w:szCs w:val="21"/>
               </w:rPr>
               <w:t xml:space="preserve">triangular face</w:t>
@@ -642,7 +646,7 @@
               <w:rPr>
                 <w:rFonts w:ascii="Avenir Next" w:hAnsi="Avenir Next" w:cs="Avenir Next" w:eastAsia="Avenir Next"/>
                 <w:color w:val="5A5F66"/>
-                <w:sz w:val="21"/>
+                <w:sz w:val="22"/>
                 <w:szCs w:val="21"/>
               </w:rPr>
               <w:t xml:space="preserve"> — </w:t>
@@ -651,7 +655,7 @@
               <w:rPr>
                 <w:rFonts w:ascii="Avenir Next" w:hAnsi="Avenir Next" w:cs="Avenir Next" w:eastAsia="Avenir Next"/>
                 <w:color w:val="1A1A1A"/>
-                <w:sz w:val="21"/>
+                <w:sz w:val="22"/>
                 <w:szCs w:val="21"/>
               </w:rPr>
               <w:t xml:space="preserve">a side triangle</w:t>
@@ -666,7 +670,7 @@
                 <w:rFonts w:ascii="Avenir Next" w:hAnsi="Avenir Next" w:cs="Avenir Next" w:eastAsia="Avenir Next"/>
                 <w:b/>
                 <w:color w:val="1A1A1A"/>
-                <w:sz w:val="21"/>
+                <w:sz w:val="22"/>
                 <w:szCs w:val="21"/>
               </w:rPr>
               <w:t xml:space="preserve">surface area</w:t>
@@ -675,7 +679,7 @@
               <w:rPr>
                 <w:rFonts w:ascii="Avenir Next" w:hAnsi="Avenir Next" w:cs="Avenir Next" w:eastAsia="Avenir Next"/>
                 <w:color w:val="5A5F66"/>
-                <w:sz w:val="21"/>
+                <w:sz w:val="22"/>
                 <w:szCs w:val="21"/>
               </w:rPr>
               <w:t xml:space="preserve"> — </w:t>
@@ -684,7 +688,7 @@
               <w:rPr>
                 <w:rFonts w:ascii="Avenir Next" w:hAnsi="Avenir Next" w:cs="Avenir Next" w:eastAsia="Avenir Next"/>
                 <w:color w:val="1A1A1A"/>
-                <w:sz w:val="21"/>
+                <w:sz w:val="22"/>
                 <w:szCs w:val="21"/>
               </w:rPr>
               <w:t xml:space="preserve">base + all the triangles</w:t>
@@ -695,6 +699,7 @@
     </w:tbl>
     <w:p>
       <w:pPr>
+        <w:pStyle w:val="Heading2"/>
         <w:keepNext/>
         <w:pBdr>
           <w:bottom w:val="single" w:sz="8" w:space="3" w:color="003A70"/>
@@ -710,7 +715,7 @@
           <w:b/>
           <w:color w:val="003A70"/>
           <w:spacing w:val="14"/>
-          <w:sz w:val="21"/>
+          <w:sz w:val="22"/>
           <w:szCs w:val="21"/>
         </w:rPr>
         <w:t xml:space="preserve">PRACTICE</w:t>
@@ -729,7 +734,7 @@
           <w:rFonts w:ascii="Avenir Next" w:hAnsi="Avenir Next" w:cs="Avenir Next" w:eastAsia="Avenir Next"/>
           <w:i/>
           <w:color w:val="5A5F66"/>
-          <w:sz w:val="17"/>
+          <w:sz w:val="22"/>
           <w:szCs w:val="17"/>
         </w:rPr>
         <w:t xml:space="preserve">show your work · label units</w:t>
@@ -859,25 +864,25 @@
                       <w:rFonts w:ascii="Avenir Next" w:hAnsi="Avenir Next" w:cs="Avenir Next" w:eastAsia="Avenir Next"/>
                       <w:b/>
                       <w:color w:val="003A70"/>
+                      <w:sz w:val="22"/>
+                      <w:szCs w:val="18"/>
+                    </w:rPr>
+                    <w:t xml:space="preserve">Step 1</w:t>
+                  </w:r>
+                  <w:r>
+                    <w:rPr>
+                      <w:rFonts w:ascii="Avenir Next" w:hAnsi="Avenir Next" w:cs="Avenir Next" w:eastAsia="Avenir Next"/>
+                      <w:color w:val="1A1A1A"/>
                       <w:sz w:val="18"/>
                       <w:szCs w:val="18"/>
                     </w:rPr>
-                    <w:t xml:space="preserve">Step 1</w:t>
-                  </w:r>
-                  <w:r>
-                    <w:rPr>
-                      <w:rFonts w:ascii="Avenir Next" w:hAnsi="Avenir Next" w:cs="Avenir Next" w:eastAsia="Avenir Next"/>
-                      <w:color w:val="1A1A1A"/>
-                      <w:sz w:val="18"/>
-                      <w:szCs w:val="18"/>
-                    </w:rPr>
                     <w:tab/>
                   </w:r>
                   <w:r>
                     <w:rPr>
                       <w:rFonts w:ascii="Avenir Next" w:hAnsi="Avenir Next" w:cs="Avenir Next" w:eastAsia="Avenir Next"/>
                       <w:color w:val="1A1A1A"/>
-                      <w:sz w:val="21"/>
+                      <w:sz w:val="22"/>
                       <w:szCs w:val="21"/>
                     </w:rPr>
                     <w:t xml:space="preserve">Base: 6 × 6.</w:t>
@@ -897,25 +902,25 @@
                       <w:rFonts w:ascii="Avenir Next" w:hAnsi="Avenir Next" w:cs="Avenir Next" w:eastAsia="Avenir Next"/>
                       <w:b/>
                       <w:color w:val="003A70"/>
+                      <w:sz w:val="22"/>
+                      <w:szCs w:val="18"/>
+                    </w:rPr>
+                    <w:t xml:space="preserve">Step 2</w:t>
+                  </w:r>
+                  <w:r>
+                    <w:rPr>
+                      <w:rFonts w:ascii="Avenir Next" w:hAnsi="Avenir Next" w:cs="Avenir Next" w:eastAsia="Avenir Next"/>
+                      <w:color w:val="1A1A1A"/>
                       <w:sz w:val="18"/>
                       <w:szCs w:val="18"/>
                     </w:rPr>
-                    <w:t xml:space="preserve">Step 2</w:t>
-                  </w:r>
-                  <w:r>
-                    <w:rPr>
-                      <w:rFonts w:ascii="Avenir Next" w:hAnsi="Avenir Next" w:cs="Avenir Next" w:eastAsia="Avenir Next"/>
-                      <w:color w:val="1A1A1A"/>
-                      <w:sz w:val="18"/>
-                      <w:szCs w:val="18"/>
-                    </w:rPr>
                     <w:tab/>
                   </w:r>
                   <w:r>
                     <w:rPr>
                       <w:rFonts w:ascii="Avenir Next" w:hAnsi="Avenir Next" w:cs="Avenir Next" w:eastAsia="Avenir Next"/>
                       <w:color w:val="1A1A1A"/>
-                      <w:sz w:val="21"/>
+                      <w:sz w:val="22"/>
                       <w:szCs w:val="21"/>
                     </w:rPr>
                     <w:t xml:space="preserve">One triangle: ½ × 6 × 9.</w:t>
@@ -935,25 +940,25 @@
                       <w:rFonts w:ascii="Avenir Next" w:hAnsi="Avenir Next" w:cs="Avenir Next" w:eastAsia="Avenir Next"/>
                       <w:b/>
                       <w:color w:val="003A70"/>
+                      <w:sz w:val="22"/>
+                      <w:szCs w:val="18"/>
+                    </w:rPr>
+                    <w:t xml:space="preserve">Step 3</w:t>
+                  </w:r>
+                  <w:r>
+                    <w:rPr>
+                      <w:rFonts w:ascii="Avenir Next" w:hAnsi="Avenir Next" w:cs="Avenir Next" w:eastAsia="Avenir Next"/>
+                      <w:color w:val="1A1A1A"/>
                       <w:sz w:val="18"/>
                       <w:szCs w:val="18"/>
                     </w:rPr>
-                    <w:t xml:space="preserve">Step 3</w:t>
-                  </w:r>
-                  <w:r>
-                    <w:rPr>
-                      <w:rFonts w:ascii="Avenir Next" w:hAnsi="Avenir Next" w:cs="Avenir Next" w:eastAsia="Avenir Next"/>
-                      <w:color w:val="1A1A1A"/>
-                      <w:sz w:val="18"/>
-                      <w:szCs w:val="18"/>
-                    </w:rPr>
                     <w:tab/>
                   </w:r>
                   <w:r>
                     <w:rPr>
                       <w:rFonts w:ascii="Avenir Next" w:hAnsi="Avenir Next" w:cs="Avenir Next" w:eastAsia="Avenir Next"/>
                       <w:color w:val="1A1A1A"/>
-                      <w:sz w:val="21"/>
+                      <w:sz w:val="22"/>
                       <w:szCs w:val="21"/>
                     </w:rPr>
                     <w:t xml:space="preserve">Add the base and all 4 triangles.</w:t>
@@ -1030,25 +1035,25 @@
                       <w:rFonts w:ascii="Avenir Next" w:hAnsi="Avenir Next" w:cs="Avenir Next" w:eastAsia="Avenir Next"/>
                       <w:b/>
                       <w:color w:val="1A1A1A"/>
+                      <w:sz w:val="22"/>
+                      <w:szCs w:val="18"/>
+                    </w:rPr>
+                    <w:t xml:space="preserve">Answer</w:t>
+                  </w:r>
+                  <w:r>
+                    <w:rPr>
+                      <w:rFonts w:ascii="Avenir Next" w:hAnsi="Avenir Next" w:cs="Avenir Next" w:eastAsia="Avenir Next"/>
+                      <w:color w:val="1A1A1A"/>
                       <w:sz w:val="18"/>
                       <w:szCs w:val="18"/>
                     </w:rPr>
-                    <w:t xml:space="preserve">Answer</w:t>
-                  </w:r>
-                  <w:r>
-                    <w:rPr>
-                      <w:rFonts w:ascii="Avenir Next" w:hAnsi="Avenir Next" w:cs="Avenir Next" w:eastAsia="Avenir Next"/>
-                      <w:color w:val="1A1A1A"/>
-                      <w:sz w:val="18"/>
-                      <w:szCs w:val="18"/>
-                    </w:rPr>
                     <w:tab/>
                   </w:r>
                   <w:r>
                     <w:rPr>
                       <w:rFonts w:ascii="Avenir Next" w:hAnsi="Avenir Next" w:cs="Avenir Next" w:eastAsia="Avenir Next"/>
                       <w:color w:val="1A1A1A"/>
-                      <w:sz w:val="18"/>
+                      <w:sz w:val="22"/>
                       <w:szCs w:val="18"/>
                     </w:rPr>
                     <w:t xml:space="preserve">  m²</w:t>
@@ -1069,7 +1074,7 @@
                     <w:drawing>
                       <wp:inline distT="0" distB="0" distL="0" distR="0">
                         <wp:extent cx="1554480" cy="1142307"/>
-                        <wp:docPr id="1" name="Figure 1"/>
+                        <wp:docPr id="1" name="Figure 1" descr="Square pyramid. Base edge 6 m; slant height 9 m."/>
                         <a:graphic xmlns:a="http://schemas.openxmlformats.org/drawingml/2006/main">
                           <a:graphicData uri="http://schemas.openxmlformats.org/drawingml/2006/picture">
                             <pic:pic xmlns:pic="http://schemas.openxmlformats.org/drawingml/2006/picture">
@@ -1239,25 +1244,25 @@
                       <w:rFonts w:ascii="Avenir Next" w:hAnsi="Avenir Next" w:cs="Avenir Next" w:eastAsia="Avenir Next"/>
                       <w:b/>
                       <w:color w:val="003A70"/>
+                      <w:sz w:val="22"/>
+                      <w:szCs w:val="18"/>
+                    </w:rPr>
+                    <w:t xml:space="preserve">Step 1</w:t>
+                  </w:r>
+                  <w:r>
+                    <w:rPr>
+                      <w:rFonts w:ascii="Avenir Next" w:hAnsi="Avenir Next" w:cs="Avenir Next" w:eastAsia="Avenir Next"/>
+                      <w:color w:val="1A1A1A"/>
                       <w:sz w:val="18"/>
                       <w:szCs w:val="18"/>
                     </w:rPr>
-                    <w:t xml:space="preserve">Step 1</w:t>
-                  </w:r>
-                  <w:r>
-                    <w:rPr>
-                      <w:rFonts w:ascii="Avenir Next" w:hAnsi="Avenir Next" w:cs="Avenir Next" w:eastAsia="Avenir Next"/>
-                      <w:color w:val="1A1A1A"/>
-                      <w:sz w:val="18"/>
-                      <w:szCs w:val="18"/>
-                    </w:rPr>
                     <w:tab/>
                   </w:r>
                   <w:r>
                     <w:rPr>
                       <w:rFonts w:ascii="Avenir Next" w:hAnsi="Avenir Next" w:cs="Avenir Next" w:eastAsia="Avenir Next"/>
                       <w:color w:val="1A1A1A"/>
-                      <w:sz w:val="21"/>
+                      <w:sz w:val="22"/>
                       <w:szCs w:val="21"/>
                     </w:rPr>
                     <w:t xml:space="preserve">Base: 12 × 12.</w:t>
@@ -1277,25 +1282,25 @@
                       <w:rFonts w:ascii="Avenir Next" w:hAnsi="Avenir Next" w:cs="Avenir Next" w:eastAsia="Avenir Next"/>
                       <w:b/>
                       <w:color w:val="003A70"/>
+                      <w:sz w:val="22"/>
+                      <w:szCs w:val="18"/>
+                    </w:rPr>
+                    <w:t xml:space="preserve">Step 2</w:t>
+                  </w:r>
+                  <w:r>
+                    <w:rPr>
+                      <w:rFonts w:ascii="Avenir Next" w:hAnsi="Avenir Next" w:cs="Avenir Next" w:eastAsia="Avenir Next"/>
+                      <w:color w:val="1A1A1A"/>
                       <w:sz w:val="18"/>
                       <w:szCs w:val="18"/>
                     </w:rPr>
-                    <w:t xml:space="preserve">Step 2</w:t>
-                  </w:r>
-                  <w:r>
-                    <w:rPr>
-                      <w:rFonts w:ascii="Avenir Next" w:hAnsi="Avenir Next" w:cs="Avenir Next" w:eastAsia="Avenir Next"/>
-                      <w:color w:val="1A1A1A"/>
-                      <w:sz w:val="18"/>
-                      <w:szCs w:val="18"/>
-                    </w:rPr>
                     <w:tab/>
                   </w:r>
                   <w:r>
                     <w:rPr>
                       <w:rFonts w:ascii="Avenir Next" w:hAnsi="Avenir Next" w:cs="Avenir Next" w:eastAsia="Avenir Next"/>
                       <w:color w:val="1A1A1A"/>
-                      <w:sz w:val="21"/>
+                      <w:sz w:val="22"/>
                       <w:szCs w:val="21"/>
                     </w:rPr>
                     <w:t xml:space="preserve">Triangle: ½ × 12 × 10.</w:t>
@@ -1446,25 +1451,25 @@
                       <w:rFonts w:ascii="Avenir Next" w:hAnsi="Avenir Next" w:cs="Avenir Next" w:eastAsia="Avenir Next"/>
                       <w:b/>
                       <w:color w:val="1A1A1A"/>
+                      <w:sz w:val="22"/>
+                      <w:szCs w:val="18"/>
+                    </w:rPr>
+                    <w:t xml:space="preserve">Surface area</w:t>
+                  </w:r>
+                  <w:r>
+                    <w:rPr>
+                      <w:rFonts w:ascii="Avenir Next" w:hAnsi="Avenir Next" w:cs="Avenir Next" w:eastAsia="Avenir Next"/>
+                      <w:color w:val="1A1A1A"/>
                       <w:sz w:val="18"/>
                       <w:szCs w:val="18"/>
                     </w:rPr>
-                    <w:t xml:space="preserve">Surface area</w:t>
-                  </w:r>
-                  <w:r>
-                    <w:rPr>
-                      <w:rFonts w:ascii="Avenir Next" w:hAnsi="Avenir Next" w:cs="Avenir Next" w:eastAsia="Avenir Next"/>
-                      <w:color w:val="1A1A1A"/>
-                      <w:sz w:val="18"/>
-                      <w:szCs w:val="18"/>
-                    </w:rPr>
                     <w:tab/>
                   </w:r>
                   <w:r>
                     <w:rPr>
                       <w:rFonts w:ascii="Avenir Next" w:hAnsi="Avenir Next" w:cs="Avenir Next" w:eastAsia="Avenir Next"/>
                       <w:color w:val="1A1A1A"/>
-                      <w:sz w:val="18"/>
+                      <w:sz w:val="22"/>
                       <w:szCs w:val="18"/>
                     </w:rPr>
                     <w:t xml:space="preserve">  cm²</w:t>
@@ -1485,7 +1490,7 @@
                     <w:drawing>
                       <wp:inline distT="0" distB="0" distL="0" distR="0">
                         <wp:extent cx="1188720" cy="1188720"/>
-                        <wp:docPr id="2" name="Figure 2"/>
+                        <wp:docPr id="2" name="Figure 2" descr="Net of a square pyramid: a square with one triangle on each side. Printed dimension labels: base: 12 cm; slant: 10 cm."/>
                         <a:graphic xmlns:a="http://schemas.openxmlformats.org/drawingml/2006/main">
                           <a:graphicData uri="http://schemas.openxmlformats.org/drawingml/2006/picture">
                             <pic:pic xmlns:pic="http://schemas.openxmlformats.org/drawingml/2006/picture">
@@ -1933,25 +1938,25 @@
                 <w:rFonts w:ascii="Avenir Next" w:hAnsi="Avenir Next" w:cs="Avenir Next" w:eastAsia="Avenir Next"/>
                 <w:b/>
                 <w:color w:val="003A70"/>
+                <w:sz w:val="22"/>
+                <w:szCs w:val="18"/>
+              </w:rPr>
+              <w:t xml:space="preserve">Step 1</w:t>
+            </w:r>
+            <w:r>
+              <w:rPr>
+                <w:rFonts w:ascii="Avenir Next" w:hAnsi="Avenir Next" w:cs="Avenir Next" w:eastAsia="Avenir Next"/>
+                <w:color w:val="1A1A1A"/>
                 <w:sz w:val="18"/>
                 <w:szCs w:val="18"/>
               </w:rPr>
-              <w:t xml:space="preserve">Step 1</w:t>
-            </w:r>
-            <w:r>
-              <w:rPr>
-                <w:rFonts w:ascii="Avenir Next" w:hAnsi="Avenir Next" w:cs="Avenir Next" w:eastAsia="Avenir Next"/>
-                <w:color w:val="1A1A1A"/>
-                <w:sz w:val="18"/>
-                <w:szCs w:val="18"/>
-              </w:rPr>
               <w:tab/>
             </w:r>
             <w:r>
               <w:rPr>
                 <w:rFonts w:ascii="Avenir Next" w:hAnsi="Avenir Next" w:cs="Avenir Next" w:eastAsia="Avenir Next"/>
                 <w:color w:val="1A1A1A"/>
-                <w:sz w:val="21"/>
+                <w:sz w:val="22"/>
                 <w:szCs w:val="21"/>
               </w:rPr>
               <w:t xml:space="preserve">Find the base.</w:t>
@@ -1971,25 +1976,25 @@
                 <w:rFonts w:ascii="Avenir Next" w:hAnsi="Avenir Next" w:cs="Avenir Next" w:eastAsia="Avenir Next"/>
                 <w:b/>
                 <w:color w:val="003A70"/>
+                <w:sz w:val="22"/>
+                <w:szCs w:val="18"/>
+              </w:rPr>
+              <w:t xml:space="preserve">Step 2</w:t>
+            </w:r>
+            <w:r>
+              <w:rPr>
+                <w:rFonts w:ascii="Avenir Next" w:hAnsi="Avenir Next" w:cs="Avenir Next" w:eastAsia="Avenir Next"/>
+                <w:color w:val="1A1A1A"/>
                 <w:sz w:val="18"/>
                 <w:szCs w:val="18"/>
               </w:rPr>
-              <w:t xml:space="preserve">Step 2</w:t>
-            </w:r>
-            <w:r>
-              <w:rPr>
-                <w:rFonts w:ascii="Avenir Next" w:hAnsi="Avenir Next" w:cs="Avenir Next" w:eastAsia="Avenir Next"/>
-                <w:color w:val="1A1A1A"/>
-                <w:sz w:val="18"/>
-                <w:szCs w:val="18"/>
-              </w:rPr>
               <w:tab/>
             </w:r>
             <w:r>
               <w:rPr>
                 <w:rFonts w:ascii="Avenir Next" w:hAnsi="Avenir Next" w:cs="Avenir Next" w:eastAsia="Avenir Next"/>
                 <w:color w:val="1A1A1A"/>
-                <w:sz w:val="21"/>
+                <w:sz w:val="22"/>
                 <w:szCs w:val="21"/>
               </w:rPr>
               <w:t xml:space="preserve">Find one triangle, then four.</w:t>
@@ -2009,25 +2014,25 @@
                 <w:rFonts w:ascii="Avenir Next" w:hAnsi="Avenir Next" w:cs="Avenir Next" w:eastAsia="Avenir Next"/>
                 <w:b/>
                 <w:color w:val="003A70"/>
+                <w:sz w:val="22"/>
+                <w:szCs w:val="18"/>
+              </w:rPr>
+              <w:t xml:space="preserve">Step 3</w:t>
+            </w:r>
+            <w:r>
+              <w:rPr>
+                <w:rFonts w:ascii="Avenir Next" w:hAnsi="Avenir Next" w:cs="Avenir Next" w:eastAsia="Avenir Next"/>
+                <w:color w:val="1A1A1A"/>
                 <w:sz w:val="18"/>
                 <w:szCs w:val="18"/>
               </w:rPr>
-              <w:t xml:space="preserve">Step 3</w:t>
-            </w:r>
-            <w:r>
-              <w:rPr>
-                <w:rFonts w:ascii="Avenir Next" w:hAnsi="Avenir Next" w:cs="Avenir Next" w:eastAsia="Avenir Next"/>
-                <w:color w:val="1A1A1A"/>
-                <w:sz w:val="18"/>
-                <w:szCs w:val="18"/>
-              </w:rPr>
               <w:tab/>
             </w:r>
             <w:r>
               <w:rPr>
                 <w:rFonts w:ascii="Avenir Next" w:hAnsi="Avenir Next" w:cs="Avenir Next" w:eastAsia="Avenir Next"/>
                 <w:color w:val="1A1A1A"/>
-                <w:sz w:val="21"/>
+                <w:sz w:val="22"/>
                 <w:szCs w:val="21"/>
               </w:rPr>
               <w:t xml:space="preserve">Add.</w:t>
@@ -2104,25 +2109,25 @@
                 <w:rFonts w:ascii="Avenir Next" w:hAnsi="Avenir Next" w:cs="Avenir Next" w:eastAsia="Avenir Next"/>
                 <w:b/>
                 <w:color w:val="1A1A1A"/>
+                <w:sz w:val="22"/>
+                <w:szCs w:val="18"/>
+              </w:rPr>
+              <w:t xml:space="preserve">Answer</w:t>
+            </w:r>
+            <w:r>
+              <w:rPr>
+                <w:rFonts w:ascii="Avenir Next" w:hAnsi="Avenir Next" w:cs="Avenir Next" w:eastAsia="Avenir Next"/>
+                <w:color w:val="1A1A1A"/>
                 <w:sz w:val="18"/>
                 <w:szCs w:val="18"/>
               </w:rPr>
-              <w:t xml:space="preserve">Answer</w:t>
-            </w:r>
-            <w:r>
-              <w:rPr>
-                <w:rFonts w:ascii="Avenir Next" w:hAnsi="Avenir Next" w:cs="Avenir Next" w:eastAsia="Avenir Next"/>
-                <w:color w:val="1A1A1A"/>
-                <w:sz w:val="18"/>
-                <w:szCs w:val="18"/>
-              </w:rPr>
               <w:tab/>
             </w:r>
             <w:r>
               <w:rPr>
                 <w:rFonts w:ascii="Avenir Next" w:hAnsi="Avenir Next" w:cs="Avenir Next" w:eastAsia="Avenir Next"/>
                 <w:color w:val="1A1A1A"/>
-                <w:sz w:val="18"/>
+                <w:sz w:val="22"/>
                 <w:szCs w:val="18"/>
               </w:rPr>
               <w:t xml:space="preserve">  in²</w:t>
@@ -2233,7 +2238,7 @@
                 <w:rFonts w:ascii="Avenir Next" w:hAnsi="Avenir Next" w:cs="Avenir Next" w:eastAsia="Avenir Next"/>
                 <w:b/>
                 <w:color w:val="003A70"/>
-                <w:sz w:val="17"/>
+                <w:sz w:val="22"/>
                 <w:szCs w:val="17"/>
               </w:rPr>
               <w:t xml:space="preserve">Frame  </w:t>
@@ -2243,7 +2248,7 @@
                 <w:rFonts w:ascii="Avenir Next" w:hAnsi="Avenir Next" w:cs="Avenir Next" w:eastAsia="Avenir Next"/>
                 <w:i/>
                 <w:color w:val="1A1A1A"/>
-                <w:sz w:val="18"/>
+                <w:sz w:val="22"/>
                 <w:szCs w:val="18"/>
               </w:rPr>
               <w:t xml:space="preserve">Kofi used the </w:t>
@@ -2263,7 +2268,7 @@
                 <w:rFonts w:ascii="Avenir Next" w:hAnsi="Avenir Next" w:cs="Avenir Next" w:eastAsia="Avenir Next"/>
                 <w:i/>
                 <w:color w:val="1A1A1A"/>
-                <w:sz w:val="18"/>
+                <w:sz w:val="22"/>
                 <w:szCs w:val="18"/>
               </w:rPr>
               <w:t xml:space="preserve"> instead of the </w:t>
@@ -2283,7 +2288,7 @@
                 <w:rFonts w:ascii="Avenir Next" w:hAnsi="Avenir Next" w:cs="Avenir Next" w:eastAsia="Avenir Next"/>
                 <w:i/>
                 <w:color w:val="1A1A1A"/>
-                <w:sz w:val="18"/>
+                <w:sz w:val="22"/>
                 <w:szCs w:val="18"/>
               </w:rPr>
               <w:t xml:space="preserve">. The surface area is </w:t>
@@ -2303,7 +2308,7 @@
                 <w:rFonts w:ascii="Avenir Next" w:hAnsi="Avenir Next" w:cs="Avenir Next" w:eastAsia="Avenir Next"/>
                 <w:i/>
                 <w:color w:val="1A1A1A"/>
-                <w:sz w:val="18"/>
+                <w:sz w:val="22"/>
                 <w:szCs w:val="18"/>
               </w:rPr>
               <w:t xml:space="preserve">.</w:t>
@@ -2432,6 +2437,7 @@
           </w:tcPr>
           <w:p>
             <w:pPr>
+              <w:pStyle w:val="Heading2"/>
               <w:spacing w:before="0" w:after="0" w:line="240" w:lineRule="auto"/>
             </w:pPr>
             <w:r>
@@ -2469,7 +2475,7 @@
               <w:rPr>
                 <w:rFonts w:ascii="Avenir Next" w:hAnsi="Avenir Next" w:cs="Avenir Next" w:eastAsia="Avenir Next"/>
                 <w:color w:val="1A1A1A"/>
-                <w:sz w:val="17"/>
+                <w:sz w:val="22"/>
                 <w:szCs w:val="17"/>
               </w:rPr>
               <w:t xml:space="preserve">  I can do this on my own</w:t>
@@ -2498,7 +2504,7 @@
               <w:rPr>
                 <w:rFonts w:ascii="Avenir Next" w:hAnsi="Avenir Next" w:cs="Avenir Next" w:eastAsia="Avenir Next"/>
                 <w:color w:val="1A1A1A"/>
-                <w:sz w:val="17"/>
+                <w:sz w:val="22"/>
                 <w:szCs w:val="17"/>
               </w:rPr>
               <w:t xml:space="preserve">  I need a little help</w:t>
@@ -2527,7 +2533,7 @@
               <w:rPr>
                 <w:rFonts w:ascii="Avenir Next" w:hAnsi="Avenir Next" w:cs="Avenir Next" w:eastAsia="Avenir Next"/>
                 <w:color w:val="1A1A1A"/>
-                <w:sz w:val="17"/>
+                <w:sz w:val="22"/>
                 <w:szCs w:val="17"/>
               </w:rPr>
               <w:t xml:space="preserve">  I have a question about #</w:t>
@@ -2565,7 +2571,7 @@
         <w:rPr>
           <w:rFonts w:ascii="Avenir Next" w:hAnsi="Avenir Next" w:cs="Avenir Next" w:eastAsia="Avenir Next"/>
           <w:color w:val="5A5F66"/>
-          <w:sz w:val="17"/>
+          <w:sz w:val="22"/>
           <w:szCs w:val="17"/>
         </w:rPr>
         <w:t xml:space="preserve">Use a folded paper tent to show someone a pyramid’s height and its slant height.</w:t>
@@ -2648,14 +2654,15 @@
           <w:caps/>
           <w:color w:val="003A70"/>
           <w:spacing w:val="12"/>
-          <w:sz w:val="21"/>
+          <w:sz w:val="22"/>
           <w:szCs w:val="21"/>
         </w:rPr>
-        <w:t xml:space="preserve">Lesson 5-8  ·  Homework Packet  ·  Level 1  ·  Sheet 2 of 2</w:t>
+        <w:t xml:space="preserve">Lesson 5-8  ·  Homework Packet  ·  Supported  ·  Session 2 · pages 3–4</w:t>
       </w:r>
     </w:p>
     <w:p>
       <w:pPr>
+        <w:pStyle w:val="Heading1"/>
         <w:keepNext/>
         <w:spacing w:before="0" w:after="10" w:line="240" w:lineRule="auto"/>
       </w:pPr>
@@ -2681,7 +2688,7 @@
         <w:rPr>
           <w:rFonts w:ascii="Avenir Next" w:hAnsi="Avenir Next" w:cs="Avenir Next" w:eastAsia="Avenir Next"/>
           <w:color w:val="5A5F66"/>
-          <w:sz w:val="17"/>
+          <w:sz w:val="22"/>
           <w:szCs w:val="17"/>
         </w:rPr>
         <w:t xml:space="preserve">Maryland Standard 6.G.A.4   ·   Learning target — I can find the lateral area of a pyramid, which covers only its slanted faces.</w:t>
@@ -2728,6 +2735,7 @@
           </w:tcPr>
           <w:p>
             <w:pPr>
+              <w:pStyle w:val="Heading2"/>
               <w:spacing w:before="0" w:after="40" w:line="264" w:lineRule="auto"/>
             </w:pPr>
             <w:r>
@@ -2755,54 +2763,54 @@
                 <w:rFonts w:ascii="Avenir Next" w:hAnsi="Avenir Next" w:cs="Avenir Next" w:eastAsia="Avenir Next"/>
                 <w:b/>
                 <w:color w:val="003A70"/>
+                <w:sz w:val="22"/>
+                <w:szCs w:val="18"/>
+              </w:rPr>
+              <w:t xml:space="preserve">•</w:t>
+            </w:r>
+            <w:r>
+              <w:rPr>
+                <w:rFonts w:ascii="Avenir Next" w:hAnsi="Avenir Next" w:cs="Avenir Next" w:eastAsia="Avenir Next"/>
+                <w:color w:val="1A1A1A"/>
                 <w:sz w:val="18"/>
                 <w:szCs w:val="18"/>
               </w:rPr>
-              <w:t xml:space="preserve">•</w:t>
-            </w:r>
-            <w:r>
-              <w:rPr>
-                <w:rFonts w:ascii="Avenir Next" w:hAnsi="Avenir Next" w:cs="Avenir Next" w:eastAsia="Avenir Next"/>
-                <w:color w:val="1A1A1A"/>
-                <w:sz w:val="18"/>
+              <w:tab/>
+            </w:r>
+            <w:r>
+              <w:rPr>
+                <w:rFonts w:ascii="Avenir Next" w:hAnsi="Avenir Next" w:cs="Avenir Next" w:eastAsia="Avenir Next"/>
+                <w:b/>
+                <w:color w:val="1A1A1A"/>
+                <w:sz w:val="22"/>
                 <w:szCs w:val="18"/>
               </w:rPr>
-              <w:tab/>
-            </w:r>
-            <w:r>
-              <w:rPr>
-                <w:rFonts w:ascii="Avenir Next" w:hAnsi="Avenir Next" w:cs="Avenir Next" w:eastAsia="Avenir Next"/>
-                <w:b/>
-                <w:color w:val="1A1A1A"/>
-                <w:sz w:val="18"/>
+              <w:t xml:space="preserve">Lateral area</w:t>
+            </w:r>
+            <w:r>
+              <w:rPr>
+                <w:rFonts w:ascii="Avenir Next" w:hAnsi="Avenir Next" w:cs="Avenir Next" w:eastAsia="Avenir Next"/>
+                <w:color w:val="1A1A1A"/>
+                <w:sz w:val="22"/>
                 <w:szCs w:val="18"/>
               </w:rPr>
-              <w:t xml:space="preserve">Lateral area</w:t>
-            </w:r>
-            <w:r>
-              <w:rPr>
-                <w:rFonts w:ascii="Avenir Next" w:hAnsi="Avenir Next" w:cs="Avenir Next" w:eastAsia="Avenir Next"/>
-                <w:color w:val="1A1A1A"/>
-                <w:sz w:val="18"/>
+              <w:t xml:space="preserve"> is the area of the slanted faces only. Do </w:t>
+            </w:r>
+            <w:r>
+              <w:rPr>
+                <w:rFonts w:ascii="Avenir Next" w:hAnsi="Avenir Next" w:cs="Avenir Next" w:eastAsia="Avenir Next"/>
+                <w:b/>
+                <w:color w:val="1A1A1A"/>
+                <w:sz w:val="22"/>
                 <w:szCs w:val="18"/>
               </w:rPr>
-              <w:t xml:space="preserve"> is the area of the slanted faces only. Do </w:t>
-            </w:r>
-            <w:r>
-              <w:rPr>
-                <w:rFonts w:ascii="Avenir Next" w:hAnsi="Avenir Next" w:cs="Avenir Next" w:eastAsia="Avenir Next"/>
-                <w:b/>
-                <w:color w:val="1A1A1A"/>
-                <w:sz w:val="18"/>
-                <w:szCs w:val="18"/>
-              </w:rPr>
               <w:t xml:space="preserve">not</w:t>
             </w:r>
             <w:r>
               <w:rPr>
                 <w:rFonts w:ascii="Avenir Next" w:hAnsi="Avenir Next" w:cs="Avenir Next" w:eastAsia="Avenir Next"/>
                 <w:color w:val="1A1A1A"/>
-                <w:sz w:val="18"/>
+                <w:sz w:val="22"/>
                 <w:szCs w:val="18"/>
               </w:rPr>
               <w:t xml:space="preserve"> include the base.</w:t>
@@ -2821,25 +2829,25 @@
                 <w:rFonts w:ascii="Avenir Next" w:hAnsi="Avenir Next" w:cs="Avenir Next" w:eastAsia="Avenir Next"/>
                 <w:b/>
                 <w:color w:val="003A70"/>
+                <w:sz w:val="22"/>
+                <w:szCs w:val="18"/>
+              </w:rPr>
+              <w:t xml:space="preserve">•</w:t>
+            </w:r>
+            <w:r>
+              <w:rPr>
+                <w:rFonts w:ascii="Avenir Next" w:hAnsi="Avenir Next" w:cs="Avenir Next" w:eastAsia="Avenir Next"/>
+                <w:color w:val="1A1A1A"/>
                 <w:sz w:val="18"/>
                 <w:szCs w:val="18"/>
               </w:rPr>
-              <w:t xml:space="preserve">•</w:t>
-            </w:r>
-            <w:r>
-              <w:rPr>
-                <w:rFonts w:ascii="Avenir Next" w:hAnsi="Avenir Next" w:cs="Avenir Next" w:eastAsia="Avenir Next"/>
-                <w:color w:val="1A1A1A"/>
-                <w:sz w:val="18"/>
-                <w:szCs w:val="18"/>
-              </w:rPr>
               <w:tab/>
             </w:r>
             <w:r>
               <w:rPr>
                 <w:rFonts w:ascii="Avenir Next" w:hAnsi="Avenir Next" w:cs="Avenir Next" w:eastAsia="Avenir Next"/>
                 <w:color w:val="1A1A1A"/>
-                <w:sz w:val="18"/>
+                <w:sz w:val="22"/>
                 <w:szCs w:val="18"/>
               </w:rPr>
               <w:t xml:space="preserve">Lateral area = surface area − base area.</w:t>
@@ -2854,6 +2862,7 @@
           </w:tcPr>
           <w:p>
             <w:pPr>
+              <w:pStyle w:val="Heading2"/>
               <w:spacing w:before="0" w:after="40" w:line="264" w:lineRule="auto"/>
             </w:pPr>
             <w:r>
@@ -2876,7 +2885,7 @@
               <w:rPr>
                 <w:rFonts w:ascii="Avenir Next" w:hAnsi="Avenir Next" w:cs="Avenir Next" w:eastAsia="Avenir Next"/>
                 <w:color w:val="1A1A1A"/>
-                <w:sz w:val="17"/>
+                <w:sz w:val="22"/>
                 <w:szCs w:val="17"/>
               </w:rPr>
               <w:t xml:space="preserve">Square pyramid: base 10 m, slant height 13 m. Find the lateral area.</w:t>
@@ -2895,25 +2904,25 @@
                 <w:rFonts w:ascii="Avenir Next" w:hAnsi="Avenir Next" w:cs="Avenir Next" w:eastAsia="Avenir Next"/>
                 <w:b/>
                 <w:color w:val="003A70"/>
+                <w:sz w:val="22"/>
+                <w:szCs w:val="17"/>
+              </w:rPr>
+              <w:t xml:space="preserve">Step 1</w:t>
+            </w:r>
+            <w:r>
+              <w:rPr>
+                <w:rFonts w:ascii="Avenir Next" w:hAnsi="Avenir Next" w:cs="Avenir Next" w:eastAsia="Avenir Next"/>
+                <w:color w:val="1A1A1A"/>
                 <w:sz w:val="17"/>
                 <w:szCs w:val="17"/>
               </w:rPr>
-              <w:t xml:space="preserve">Step 1</w:t>
-            </w:r>
-            <w:r>
-              <w:rPr>
-                <w:rFonts w:ascii="Avenir Next" w:hAnsi="Avenir Next" w:cs="Avenir Next" w:eastAsia="Avenir Next"/>
-                <w:color w:val="1A1A1A"/>
-                <w:sz w:val="17"/>
-                <w:szCs w:val="17"/>
-              </w:rPr>
               <w:tab/>
             </w:r>
             <w:r>
               <w:rPr>
                 <w:rFonts w:ascii="Avenir Next" w:hAnsi="Avenir Next" w:cs="Avenir Next" w:eastAsia="Avenir Next"/>
                 <w:color w:val="1A1A1A"/>
-                <w:sz w:val="17"/>
+                <w:sz w:val="22"/>
                 <w:szCs w:val="17"/>
               </w:rPr>
               <w:t xml:space="preserve">One face: ½ × 10 × 13 = 65</w:t>
@@ -2932,25 +2941,25 @@
                 <w:rFonts w:ascii="Avenir Next" w:hAnsi="Avenir Next" w:cs="Avenir Next" w:eastAsia="Avenir Next"/>
                 <w:b/>
                 <w:color w:val="003A70"/>
+                <w:sz w:val="22"/>
+                <w:szCs w:val="17"/>
+              </w:rPr>
+              <w:t xml:space="preserve">Step 2</w:t>
+            </w:r>
+            <w:r>
+              <w:rPr>
+                <w:rFonts w:ascii="Avenir Next" w:hAnsi="Avenir Next" w:cs="Avenir Next" w:eastAsia="Avenir Next"/>
+                <w:color w:val="1A1A1A"/>
                 <w:sz w:val="17"/>
                 <w:szCs w:val="17"/>
               </w:rPr>
-              <w:t xml:space="preserve">Step 2</w:t>
-            </w:r>
-            <w:r>
-              <w:rPr>
-                <w:rFonts w:ascii="Avenir Next" w:hAnsi="Avenir Next" w:cs="Avenir Next" w:eastAsia="Avenir Next"/>
-                <w:color w:val="1A1A1A"/>
-                <w:sz w:val="17"/>
-                <w:szCs w:val="17"/>
-              </w:rPr>
               <w:tab/>
             </w:r>
             <w:r>
               <w:rPr>
                 <w:rFonts w:ascii="Avenir Next" w:hAnsi="Avenir Next" w:cs="Avenir Next" w:eastAsia="Avenir Next"/>
                 <w:color w:val="1A1A1A"/>
-                <w:sz w:val="17"/>
+                <w:sz w:val="22"/>
                 <w:szCs w:val="17"/>
               </w:rPr>
               <w:t xml:space="preserve">Four faces: 4 × 65 = 260</w:t>
@@ -2969,18 +2978,18 @@
                 <w:rFonts w:ascii="Avenir Next" w:hAnsi="Avenir Next" w:cs="Avenir Next" w:eastAsia="Avenir Next"/>
                 <w:b/>
                 <w:color w:val="1A1A1A"/>
+                <w:sz w:val="22"/>
+                <w:szCs w:val="17"/>
+              </w:rPr>
+              <w:t xml:space="preserve">Answer</w:t>
+            </w:r>
+            <w:r>
+              <w:rPr>
+                <w:rFonts w:ascii="Avenir Next" w:hAnsi="Avenir Next" w:cs="Avenir Next" w:eastAsia="Avenir Next"/>
+                <w:color w:val="1A1A1A"/>
                 <w:sz w:val="17"/>
                 <w:szCs w:val="17"/>
               </w:rPr>
-              <w:t xml:space="preserve">Answer</w:t>
-            </w:r>
-            <w:r>
-              <w:rPr>
-                <w:rFonts w:ascii="Avenir Next" w:hAnsi="Avenir Next" w:cs="Avenir Next" w:eastAsia="Avenir Next"/>
-                <w:color w:val="1A1A1A"/>
-                <w:sz w:val="17"/>
-                <w:szCs w:val="17"/>
-              </w:rPr>
               <w:tab/>
             </w:r>
             <w:r>
@@ -2988,7 +2997,7 @@
                 <w:rFonts w:ascii="Avenir Next" w:hAnsi="Avenir Next" w:cs="Avenir Next" w:eastAsia="Avenir Next"/>
                 <w:b/>
                 <w:color w:val="1A1A1A"/>
-                <w:sz w:val="17"/>
+                <w:sz w:val="22"/>
                 <w:szCs w:val="17"/>
               </w:rPr>
               <w:t xml:space="preserve">260 m²</w:t>
@@ -3038,6 +3047,7 @@
           </w:tcPr>
           <w:p>
             <w:pPr>
+              <w:pStyle w:val="Heading2"/>
               <w:spacing w:before="0" w:after="40" w:line="264" w:lineRule="auto"/>
             </w:pPr>
             <w:r>
@@ -3061,7 +3071,7 @@
                 <w:rFonts w:ascii="Avenir Next" w:hAnsi="Avenir Next" w:cs="Avenir Next" w:eastAsia="Avenir Next"/>
                 <w:b/>
                 <w:color w:val="1A1A1A"/>
-                <w:sz w:val="21"/>
+                <w:sz w:val="22"/>
                 <w:szCs w:val="21"/>
               </w:rPr>
               <w:t xml:space="preserve">lateral area</w:t>
@@ -3070,7 +3080,7 @@
               <w:rPr>
                 <w:rFonts w:ascii="Avenir Next" w:hAnsi="Avenir Next" w:cs="Avenir Next" w:eastAsia="Avenir Next"/>
                 <w:color w:val="5A5F66"/>
-                <w:sz w:val="21"/>
+                <w:sz w:val="22"/>
                 <w:szCs w:val="21"/>
               </w:rPr>
               <w:t xml:space="preserve"> — </w:t>
@@ -3079,7 +3089,7 @@
               <w:rPr>
                 <w:rFonts w:ascii="Avenir Next" w:hAnsi="Avenir Next" w:cs="Avenir Next" w:eastAsia="Avenir Next"/>
                 <w:color w:val="1A1A1A"/>
-                <w:sz w:val="21"/>
+                <w:sz w:val="22"/>
                 <w:szCs w:val="21"/>
               </w:rPr>
               <w:t xml:space="preserve">only the slanted faces</w:t>
@@ -3094,7 +3104,7 @@
                 <w:rFonts w:ascii="Avenir Next" w:hAnsi="Avenir Next" w:cs="Avenir Next" w:eastAsia="Avenir Next"/>
                 <w:b/>
                 <w:color w:val="1A1A1A"/>
-                <w:sz w:val="21"/>
+                <w:sz w:val="22"/>
                 <w:szCs w:val="21"/>
               </w:rPr>
               <w:t xml:space="preserve">lateral face</w:t>
@@ -3103,7 +3113,7 @@
               <w:rPr>
                 <w:rFonts w:ascii="Avenir Next" w:hAnsi="Avenir Next" w:cs="Avenir Next" w:eastAsia="Avenir Next"/>
                 <w:color w:val="5A5F66"/>
-                <w:sz w:val="21"/>
+                <w:sz w:val="22"/>
                 <w:szCs w:val="21"/>
               </w:rPr>
               <w:t xml:space="preserve"> — </w:t>
@@ -3112,7 +3122,7 @@
               <w:rPr>
                 <w:rFonts w:ascii="Avenir Next" w:hAnsi="Avenir Next" w:cs="Avenir Next" w:eastAsia="Avenir Next"/>
                 <w:color w:val="1A1A1A"/>
-                <w:sz w:val="21"/>
+                <w:sz w:val="22"/>
                 <w:szCs w:val="21"/>
               </w:rPr>
               <w:t xml:space="preserve">a slanted side triangle</w:t>
@@ -3138,7 +3148,7 @@
                 <w:rFonts w:ascii="Avenir Next" w:hAnsi="Avenir Next" w:cs="Avenir Next" w:eastAsia="Avenir Next"/>
                 <w:b/>
                 <w:color w:val="1A1A1A"/>
-                <w:sz w:val="21"/>
+                <w:sz w:val="22"/>
                 <w:szCs w:val="21"/>
               </w:rPr>
               <w:t xml:space="preserve">no floor</w:t>
@@ -3147,7 +3157,7 @@
               <w:rPr>
                 <w:rFonts w:ascii="Avenir Next" w:hAnsi="Avenir Next" w:cs="Avenir Next" w:eastAsia="Avenir Next"/>
                 <w:color w:val="5A5F66"/>
-                <w:sz w:val="21"/>
+                <w:sz w:val="22"/>
                 <w:szCs w:val="21"/>
               </w:rPr>
               <w:t xml:space="preserve"> — </w:t>
@@ -3156,7 +3166,7 @@
               <w:rPr>
                 <w:rFonts w:ascii="Avenir Next" w:hAnsi="Avenir Next" w:cs="Avenir Next" w:eastAsia="Avenir Next"/>
                 <w:color w:val="1A1A1A"/>
-                <w:sz w:val="21"/>
+                <w:sz w:val="22"/>
                 <w:szCs w:val="21"/>
               </w:rPr>
               <w:t xml:space="preserve">leave out the base</w:t>
@@ -3171,7 +3181,7 @@
                 <w:rFonts w:ascii="Avenir Next" w:hAnsi="Avenir Next" w:cs="Avenir Next" w:eastAsia="Avenir Next"/>
                 <w:b/>
                 <w:color w:val="1A1A1A"/>
-                <w:sz w:val="21"/>
+                <w:sz w:val="22"/>
                 <w:szCs w:val="21"/>
               </w:rPr>
               <w:t xml:space="preserve">bundle</w:t>
@@ -3180,7 +3190,7 @@
               <w:rPr>
                 <w:rFonts w:ascii="Avenir Next" w:hAnsi="Avenir Next" w:cs="Avenir Next" w:eastAsia="Avenir Next"/>
                 <w:color w:val="5A5F66"/>
-                <w:sz w:val="21"/>
+                <w:sz w:val="22"/>
                 <w:szCs w:val="21"/>
               </w:rPr>
               <w:t xml:space="preserve"> — </w:t>
@@ -3189,7 +3199,7 @@
               <w:rPr>
                 <w:rFonts w:ascii="Avenir Next" w:hAnsi="Avenir Next" w:cs="Avenir Next" w:eastAsia="Avenir Next"/>
                 <w:color w:val="1A1A1A"/>
-                <w:sz w:val="21"/>
+                <w:sz w:val="22"/>
                 <w:szCs w:val="21"/>
               </w:rPr>
               <w:t xml:space="preserve">one pack of shingles</w:t>
@@ -3200,6 +3210,7 @@
     </w:tbl>
     <w:p>
       <w:pPr>
+        <w:pStyle w:val="Heading2"/>
         <w:keepNext/>
         <w:pBdr>
           <w:bottom w:val="single" w:sz="8" w:space="3" w:color="003A70"/>
@@ -3215,7 +3226,7 @@
           <w:b/>
           <w:color w:val="003A70"/>
           <w:spacing w:val="14"/>
-          <w:sz w:val="21"/>
+          <w:sz w:val="22"/>
           <w:szCs w:val="21"/>
         </w:rPr>
         <w:t xml:space="preserve">PRACTICE</w:t>
@@ -3234,7 +3245,7 @@
           <w:rFonts w:ascii="Avenir Next" w:hAnsi="Avenir Next" w:cs="Avenir Next" w:eastAsia="Avenir Next"/>
           <w:i/>
           <w:color w:val="5A5F66"/>
-          <w:sz w:val="17"/>
+          <w:sz w:val="22"/>
           <w:szCs w:val="17"/>
         </w:rPr>
         <w:t xml:space="preserve">show your work · label units</w:t>
@@ -3364,25 +3375,25 @@
                       <w:rFonts w:ascii="Avenir Next" w:hAnsi="Avenir Next" w:cs="Avenir Next" w:eastAsia="Avenir Next"/>
                       <w:b/>
                       <w:color w:val="003A70"/>
+                      <w:sz w:val="22"/>
+                      <w:szCs w:val="18"/>
+                    </w:rPr>
+                    <w:t xml:space="preserve">Step 1</w:t>
+                  </w:r>
+                  <w:r>
+                    <w:rPr>
+                      <w:rFonts w:ascii="Avenir Next" w:hAnsi="Avenir Next" w:cs="Avenir Next" w:eastAsia="Avenir Next"/>
+                      <w:color w:val="1A1A1A"/>
                       <w:sz w:val="18"/>
                       <w:szCs w:val="18"/>
                     </w:rPr>
-                    <w:t xml:space="preserve">Step 1</w:t>
-                  </w:r>
-                  <w:r>
-                    <w:rPr>
-                      <w:rFonts w:ascii="Avenir Next" w:hAnsi="Avenir Next" w:cs="Avenir Next" w:eastAsia="Avenir Next"/>
-                      <w:color w:val="1A1A1A"/>
-                      <w:sz w:val="18"/>
-                      <w:szCs w:val="18"/>
-                    </w:rPr>
                     <w:tab/>
                   </w:r>
                   <w:r>
                     <w:rPr>
                       <w:rFonts w:ascii="Avenir Next" w:hAnsi="Avenir Next" w:cs="Avenir Next" w:eastAsia="Avenir Next"/>
                       <w:color w:val="1A1A1A"/>
-                      <w:sz w:val="21"/>
+                      <w:sz w:val="22"/>
                       <w:szCs w:val="21"/>
                     </w:rPr>
                     <w:t xml:space="preserve">One triangle: ½ × 8 × 6.</w:t>
@@ -3402,25 +3413,25 @@
                       <w:rFonts w:ascii="Avenir Next" w:hAnsi="Avenir Next" w:cs="Avenir Next" w:eastAsia="Avenir Next"/>
                       <w:b/>
                       <w:color w:val="003A70"/>
+                      <w:sz w:val="22"/>
+                      <w:szCs w:val="18"/>
+                    </w:rPr>
+                    <w:t xml:space="preserve">Step 2</w:t>
+                  </w:r>
+                  <w:r>
+                    <w:rPr>
+                      <w:rFonts w:ascii="Avenir Next" w:hAnsi="Avenir Next" w:cs="Avenir Next" w:eastAsia="Avenir Next"/>
+                      <w:color w:val="1A1A1A"/>
                       <w:sz w:val="18"/>
                       <w:szCs w:val="18"/>
                     </w:rPr>
-                    <w:t xml:space="preserve">Step 2</w:t>
-                  </w:r>
-                  <w:r>
-                    <w:rPr>
-                      <w:rFonts w:ascii="Avenir Next" w:hAnsi="Avenir Next" w:cs="Avenir Next" w:eastAsia="Avenir Next"/>
-                      <w:color w:val="1A1A1A"/>
-                      <w:sz w:val="18"/>
-                      <w:szCs w:val="18"/>
-                    </w:rPr>
                     <w:tab/>
                   </w:r>
                   <w:r>
                     <w:rPr>
                       <w:rFonts w:ascii="Avenir Next" w:hAnsi="Avenir Next" w:cs="Avenir Next" w:eastAsia="Avenir Next"/>
                       <w:color w:val="1A1A1A"/>
-                      <w:sz w:val="21"/>
+                      <w:sz w:val="22"/>
                       <w:szCs w:val="21"/>
                     </w:rPr>
                     <w:t xml:space="preserve">Multiply by 4. Do not add the base.</w:t>
@@ -3497,25 +3508,25 @@
                       <w:rFonts w:ascii="Avenir Next" w:hAnsi="Avenir Next" w:cs="Avenir Next" w:eastAsia="Avenir Next"/>
                       <w:b/>
                       <w:color w:val="1A1A1A"/>
+                      <w:sz w:val="22"/>
+                      <w:szCs w:val="18"/>
+                    </w:rPr>
+                    <w:t xml:space="preserve">Answer</w:t>
+                  </w:r>
+                  <w:r>
+                    <w:rPr>
+                      <w:rFonts w:ascii="Avenir Next" w:hAnsi="Avenir Next" w:cs="Avenir Next" w:eastAsia="Avenir Next"/>
+                      <w:color w:val="1A1A1A"/>
                       <w:sz w:val="18"/>
                       <w:szCs w:val="18"/>
                     </w:rPr>
-                    <w:t xml:space="preserve">Answer</w:t>
-                  </w:r>
-                  <w:r>
-                    <w:rPr>
-                      <w:rFonts w:ascii="Avenir Next" w:hAnsi="Avenir Next" w:cs="Avenir Next" w:eastAsia="Avenir Next"/>
-                      <w:color w:val="1A1A1A"/>
-                      <w:sz w:val="18"/>
-                      <w:szCs w:val="18"/>
-                    </w:rPr>
                     <w:tab/>
                   </w:r>
                   <w:r>
                     <w:rPr>
                       <w:rFonts w:ascii="Avenir Next" w:hAnsi="Avenir Next" w:cs="Avenir Next" w:eastAsia="Avenir Next"/>
                       <w:color w:val="1A1A1A"/>
-                      <w:sz w:val="18"/>
+                      <w:sz w:val="22"/>
                       <w:szCs w:val="18"/>
                     </w:rPr>
                     <w:t xml:space="preserve">  ft²</w:t>
@@ -3536,7 +3547,7 @@
                     <w:drawing>
                       <wp:inline distT="0" distB="0" distL="0" distR="0">
                         <wp:extent cx="1554480" cy="1142307"/>
-                        <wp:docPr id="3" name="Figure 3"/>
+                        <wp:docPr id="3" name="Figure 3" descr="Square pyramid. Base edge 8 ft; slant height 6 ft."/>
                         <a:graphic xmlns:a="http://schemas.openxmlformats.org/drawingml/2006/main">
                           <a:graphicData uri="http://schemas.openxmlformats.org/drawingml/2006/picture">
                             <pic:pic xmlns:pic="http://schemas.openxmlformats.org/drawingml/2006/picture">
@@ -4132,25 +4143,25 @@
                 <w:rFonts w:ascii="Avenir Next" w:hAnsi="Avenir Next" w:cs="Avenir Next" w:eastAsia="Avenir Next"/>
                 <w:b/>
                 <w:color w:val="003A70"/>
+                <w:sz w:val="22"/>
+                <w:szCs w:val="18"/>
+              </w:rPr>
+              <w:t xml:space="preserve">Step 1</w:t>
+            </w:r>
+            <w:r>
+              <w:rPr>
+                <w:rFonts w:ascii="Avenir Next" w:hAnsi="Avenir Next" w:cs="Avenir Next" w:eastAsia="Avenir Next"/>
+                <w:color w:val="1A1A1A"/>
                 <w:sz w:val="18"/>
                 <w:szCs w:val="18"/>
               </w:rPr>
-              <w:t xml:space="preserve">Step 1</w:t>
-            </w:r>
-            <w:r>
-              <w:rPr>
-                <w:rFonts w:ascii="Avenir Next" w:hAnsi="Avenir Next" w:cs="Avenir Next" w:eastAsia="Avenir Next"/>
-                <w:color w:val="1A1A1A"/>
-                <w:sz w:val="18"/>
-                <w:szCs w:val="18"/>
-              </w:rPr>
               <w:tab/>
             </w:r>
             <w:r>
               <w:rPr>
                 <w:rFonts w:ascii="Avenir Next" w:hAnsi="Avenir Next" w:cs="Avenir Next" w:eastAsia="Avenir Next"/>
                 <w:color w:val="1A1A1A"/>
-                <w:sz w:val="21"/>
+                <w:sz w:val="22"/>
                 <w:szCs w:val="21"/>
               </w:rPr>
               <w:t xml:space="preserve">Find the lateral area.</w:t>
@@ -4170,25 +4181,25 @@
                 <w:rFonts w:ascii="Avenir Next" w:hAnsi="Avenir Next" w:cs="Avenir Next" w:eastAsia="Avenir Next"/>
                 <w:b/>
                 <w:color w:val="003A70"/>
+                <w:sz w:val="22"/>
+                <w:szCs w:val="18"/>
+              </w:rPr>
+              <w:t xml:space="preserve">Step 2</w:t>
+            </w:r>
+            <w:r>
+              <w:rPr>
+                <w:rFonts w:ascii="Avenir Next" w:hAnsi="Avenir Next" w:cs="Avenir Next" w:eastAsia="Avenir Next"/>
+                <w:color w:val="1A1A1A"/>
                 <w:sz w:val="18"/>
                 <w:szCs w:val="18"/>
               </w:rPr>
-              <w:t xml:space="preserve">Step 2</w:t>
-            </w:r>
-            <w:r>
-              <w:rPr>
-                <w:rFonts w:ascii="Avenir Next" w:hAnsi="Avenir Next" w:cs="Avenir Next" w:eastAsia="Avenir Next"/>
-                <w:color w:val="1A1A1A"/>
-                <w:sz w:val="18"/>
-                <w:szCs w:val="18"/>
-              </w:rPr>
               <w:tab/>
             </w:r>
             <w:r>
               <w:rPr>
                 <w:rFonts w:ascii="Avenir Next" w:hAnsi="Avenir Next" w:cs="Avenir Next" w:eastAsia="Avenir Next"/>
                 <w:color w:val="1A1A1A"/>
-                <w:sz w:val="21"/>
+                <w:sz w:val="22"/>
                 <w:szCs w:val="21"/>
               </w:rPr>
               <w:t xml:space="preserve">Divide by 35.</w:t>
@@ -4207,25 +4218,25 @@
                 <w:rFonts w:ascii="Avenir Next" w:hAnsi="Avenir Next" w:cs="Avenir Next" w:eastAsia="Avenir Next"/>
                 <w:b/>
                 <w:color w:val="1A1A1A"/>
+                <w:sz w:val="22"/>
+                <w:szCs w:val="18"/>
+              </w:rPr>
+              <w:t xml:space="preserve">Answer</w:t>
+            </w:r>
+            <w:r>
+              <w:rPr>
+                <w:rFonts w:ascii="Avenir Next" w:hAnsi="Avenir Next" w:cs="Avenir Next" w:eastAsia="Avenir Next"/>
+                <w:color w:val="1A1A1A"/>
                 <w:sz w:val="18"/>
                 <w:szCs w:val="18"/>
               </w:rPr>
-              <w:t xml:space="preserve">Answer</w:t>
-            </w:r>
-            <w:r>
-              <w:rPr>
-                <w:rFonts w:ascii="Avenir Next" w:hAnsi="Avenir Next" w:cs="Avenir Next" w:eastAsia="Avenir Next"/>
-                <w:color w:val="1A1A1A"/>
-                <w:sz w:val="18"/>
-                <w:szCs w:val="18"/>
-              </w:rPr>
               <w:tab/>
             </w:r>
             <w:r>
               <w:rPr>
                 <w:rFonts w:ascii="Avenir Next" w:hAnsi="Avenir Next" w:cs="Avenir Next" w:eastAsia="Avenir Next"/>
                 <w:color w:val="1A1A1A"/>
-                <w:sz w:val="18"/>
+                <w:sz w:val="22"/>
                 <w:szCs w:val="18"/>
               </w:rPr>
               <w:t xml:space="preserve">  bundles</w:t>
@@ -4339,25 +4350,25 @@
                 <w:rFonts w:ascii="Avenir Next" w:hAnsi="Avenir Next" w:cs="Avenir Next" w:eastAsia="Avenir Next"/>
                 <w:b/>
                 <w:color w:val="003A70"/>
+                <w:sz w:val="22"/>
+                <w:szCs w:val="18"/>
+              </w:rPr>
+              <w:t xml:space="preserve">Step 1</w:t>
+            </w:r>
+            <w:r>
+              <w:rPr>
+                <w:rFonts w:ascii="Avenir Next" w:hAnsi="Avenir Next" w:cs="Avenir Next" w:eastAsia="Avenir Next"/>
+                <w:color w:val="1A1A1A"/>
                 <w:sz w:val="18"/>
                 <w:szCs w:val="18"/>
               </w:rPr>
-              <w:t xml:space="preserve">Step 1</w:t>
-            </w:r>
-            <w:r>
-              <w:rPr>
-                <w:rFonts w:ascii="Avenir Next" w:hAnsi="Avenir Next" w:cs="Avenir Next" w:eastAsia="Avenir Next"/>
-                <w:color w:val="1A1A1A"/>
-                <w:sz w:val="18"/>
-                <w:szCs w:val="18"/>
-              </w:rPr>
               <w:tab/>
             </w:r>
             <w:r>
               <w:rPr>
                 <w:rFonts w:ascii="Avenir Next" w:hAnsi="Avenir Next" w:cs="Avenir Next" w:eastAsia="Avenir Next"/>
                 <w:color w:val="1A1A1A"/>
-                <w:sz w:val="21"/>
+                <w:sz w:val="22"/>
                 <w:szCs w:val="21"/>
               </w:rPr>
               <w:t xml:space="preserve">One face: 160 ÷ 4.</w:t>
@@ -4377,25 +4388,25 @@
                 <w:rFonts w:ascii="Avenir Next" w:hAnsi="Avenir Next" w:cs="Avenir Next" w:eastAsia="Avenir Next"/>
                 <w:b/>
                 <w:color w:val="003A70"/>
+                <w:sz w:val="22"/>
+                <w:szCs w:val="18"/>
+              </w:rPr>
+              <w:t xml:space="preserve">Step 2</w:t>
+            </w:r>
+            <w:r>
+              <w:rPr>
+                <w:rFonts w:ascii="Avenir Next" w:hAnsi="Avenir Next" w:cs="Avenir Next" w:eastAsia="Avenir Next"/>
+                <w:color w:val="1A1A1A"/>
                 <w:sz w:val="18"/>
                 <w:szCs w:val="18"/>
               </w:rPr>
-              <w:t xml:space="preserve">Step 2</w:t>
-            </w:r>
-            <w:r>
-              <w:rPr>
-                <w:rFonts w:ascii="Avenir Next" w:hAnsi="Avenir Next" w:cs="Avenir Next" w:eastAsia="Avenir Next"/>
-                <w:color w:val="1A1A1A"/>
-                <w:sz w:val="18"/>
-                <w:szCs w:val="18"/>
-              </w:rPr>
               <w:tab/>
             </w:r>
             <w:r>
               <w:rPr>
                 <w:rFonts w:ascii="Avenir Next" w:hAnsi="Avenir Next" w:cs="Avenir Next" w:eastAsia="Avenir Next"/>
                 <w:color w:val="1A1A1A"/>
-                <w:sz w:val="21"/>
+                <w:sz w:val="22"/>
                 <w:szCs w:val="21"/>
               </w:rPr>
               <w:t xml:space="preserve">½ × 8 × slant height = one face. Find the slant height.</w:t>
@@ -4414,25 +4425,25 @@
                 <w:rFonts w:ascii="Avenir Next" w:hAnsi="Avenir Next" w:cs="Avenir Next" w:eastAsia="Avenir Next"/>
                 <w:b/>
                 <w:color w:val="1A1A1A"/>
+                <w:sz w:val="22"/>
+                <w:szCs w:val="18"/>
+              </w:rPr>
+              <w:t xml:space="preserve">Answer</w:t>
+            </w:r>
+            <w:r>
+              <w:rPr>
+                <w:rFonts w:ascii="Avenir Next" w:hAnsi="Avenir Next" w:cs="Avenir Next" w:eastAsia="Avenir Next"/>
+                <w:color w:val="1A1A1A"/>
                 <w:sz w:val="18"/>
                 <w:szCs w:val="18"/>
               </w:rPr>
-              <w:t xml:space="preserve">Answer</w:t>
-            </w:r>
-            <w:r>
-              <w:rPr>
-                <w:rFonts w:ascii="Avenir Next" w:hAnsi="Avenir Next" w:cs="Avenir Next" w:eastAsia="Avenir Next"/>
-                <w:color w:val="1A1A1A"/>
-                <w:sz w:val="18"/>
-                <w:szCs w:val="18"/>
-              </w:rPr>
               <w:tab/>
             </w:r>
             <w:r>
               <w:rPr>
                 <w:rFonts w:ascii="Avenir Next" w:hAnsi="Avenir Next" w:cs="Avenir Next" w:eastAsia="Avenir Next"/>
                 <w:color w:val="1A1A1A"/>
-                <w:sz w:val="18"/>
+                <w:sz w:val="22"/>
                 <w:szCs w:val="18"/>
               </w:rPr>
               <w:t xml:space="preserve">  in</w:t>
@@ -4543,7 +4554,7 @@
                 <w:rFonts w:ascii="Avenir Next" w:hAnsi="Avenir Next" w:cs="Avenir Next" w:eastAsia="Avenir Next"/>
                 <w:b/>
                 <w:color w:val="003A70"/>
-                <w:sz w:val="17"/>
+                <w:sz w:val="22"/>
                 <w:szCs w:val="17"/>
               </w:rPr>
               <w:t xml:space="preserve">Frame  </w:t>
@@ -4553,7 +4564,7 @@
                 <w:rFonts w:ascii="Avenir Next" w:hAnsi="Avenir Next" w:cs="Avenir Next" w:eastAsia="Avenir Next"/>
                 <w:i/>
                 <w:color w:val="1A1A1A"/>
-                <w:sz w:val="18"/>
+                <w:sz w:val="22"/>
                 <w:szCs w:val="18"/>
               </w:rPr>
               <w:t xml:space="preserve">Sasha is </w:t>
@@ -4573,7 +4584,7 @@
                 <w:rFonts w:ascii="Avenir Next" w:hAnsi="Avenir Next" w:cs="Avenir Next" w:eastAsia="Avenir Next"/>
                 <w:i/>
                 <w:color w:val="1A1A1A"/>
-                <w:sz w:val="18"/>
+                <w:sz w:val="22"/>
                 <w:szCs w:val="18"/>
               </w:rPr>
               <w:t xml:space="preserve"> because the tent has no </w:t>
@@ -4593,7 +4604,7 @@
                 <w:rFonts w:ascii="Avenir Next" w:hAnsi="Avenir Next" w:cs="Avenir Next" w:eastAsia="Avenir Next"/>
                 <w:i/>
                 <w:color w:val="1A1A1A"/>
-                <w:sz w:val="18"/>
+                <w:sz w:val="22"/>
                 <w:szCs w:val="18"/>
               </w:rPr>
               <w:t xml:space="preserve">, so </w:t>
@@ -4613,7 +4624,7 @@
                 <w:rFonts w:ascii="Avenir Next" w:hAnsi="Avenir Next" w:cs="Avenir Next" w:eastAsia="Avenir Next"/>
                 <w:i/>
                 <w:color w:val="1A1A1A"/>
-                <w:sz w:val="18"/>
+                <w:sz w:val="22"/>
                 <w:szCs w:val="18"/>
               </w:rPr>
               <w:t xml:space="preserve">.</w:t>
@@ -4700,6 +4711,7 @@
     </w:p>
     <w:p>
       <w:pPr>
+        <w:pStyle w:val="Heading2"/>
         <w:keepNext/>
         <w:pBdr>
           <w:bottom w:val="single" w:sz="8" w:space="3" w:color="003A70"/>
@@ -4715,7 +4727,7 @@
           <w:b/>
           <w:color w:val="003A70"/>
           <w:spacing w:val="14"/>
-          <w:sz w:val="21"/>
+          <w:sz w:val="22"/>
           <w:szCs w:val="21"/>
         </w:rPr>
         <w:t xml:space="preserve">TEST PRACTICE</w:t>
@@ -4734,7 +4746,7 @@
           <w:rFonts w:ascii="Avenir Next" w:hAnsi="Avenir Next" w:cs="Avenir Next" w:eastAsia="Avenir Next"/>
           <w:i/>
           <w:color w:val="5A5F66"/>
-          <w:sz w:val="17"/>
+          <w:sz w:val="22"/>
           <w:szCs w:val="17"/>
         </w:rPr>
         <w:t xml:space="preserve">choose the best answer</w:t>
@@ -4866,25 +4878,25 @@
                       <w:rFonts w:ascii="Avenir Next" w:hAnsi="Avenir Next" w:cs="Avenir Next" w:eastAsia="Avenir Next"/>
                       <w:b/>
                       <w:color w:val="003A70"/>
+                      <w:sz w:val="22"/>
+                      <w:szCs w:val="21"/>
+                    </w:rPr>
+                    <w:t xml:space="preserve">A</w:t>
+                  </w:r>
+                  <w:r>
+                    <w:rPr>
+                      <w:rFonts w:ascii="Avenir Next" w:hAnsi="Avenir Next" w:cs="Avenir Next" w:eastAsia="Avenir Next"/>
+                      <w:color w:val="1A1A1A"/>
                       <w:sz w:val="21"/>
                       <w:szCs w:val="21"/>
                     </w:rPr>
-                    <w:t xml:space="preserve">A</w:t>
-                  </w:r>
-                  <w:r>
-                    <w:rPr>
-                      <w:rFonts w:ascii="Avenir Next" w:hAnsi="Avenir Next" w:cs="Avenir Next" w:eastAsia="Avenir Next"/>
-                      <w:color w:val="1A1A1A"/>
-                      <w:sz w:val="21"/>
-                      <w:szCs w:val="21"/>
-                    </w:rPr>
                     <w:tab/>
                   </w:r>
                   <w:r>
                     <w:rPr>
                       <w:rFonts w:ascii="Avenir Next" w:hAnsi="Avenir Next" w:cs="Avenir Next" w:eastAsia="Avenir Next"/>
                       <w:color w:val="1A1A1A"/>
-                      <w:sz w:val="21"/>
+                      <w:sz w:val="22"/>
                       <w:szCs w:val="21"/>
                     </w:rPr>
                     <w:t xml:space="preserve">14 cm²</w:t>
@@ -4909,25 +4921,25 @@
                       <w:rFonts w:ascii="Avenir Next" w:hAnsi="Avenir Next" w:cs="Avenir Next" w:eastAsia="Avenir Next"/>
                       <w:b/>
                       <w:color w:val="003A70"/>
+                      <w:sz w:val="22"/>
+                      <w:szCs w:val="21"/>
+                    </w:rPr>
+                    <w:t xml:space="preserve">B</w:t>
+                  </w:r>
+                  <w:r>
+                    <w:rPr>
+                      <w:rFonts w:ascii="Avenir Next" w:hAnsi="Avenir Next" w:cs="Avenir Next" w:eastAsia="Avenir Next"/>
+                      <w:color w:val="1A1A1A"/>
                       <w:sz w:val="21"/>
                       <w:szCs w:val="21"/>
                     </w:rPr>
-                    <w:t xml:space="preserve">B</w:t>
-                  </w:r>
-                  <w:r>
-                    <w:rPr>
-                      <w:rFonts w:ascii="Avenir Next" w:hAnsi="Avenir Next" w:cs="Avenir Next" w:eastAsia="Avenir Next"/>
-                      <w:color w:val="1A1A1A"/>
-                      <w:sz w:val="21"/>
-                      <w:szCs w:val="21"/>
-                    </w:rPr>
                     <w:tab/>
                   </w:r>
                   <w:r>
                     <w:rPr>
                       <w:rFonts w:ascii="Avenir Next" w:hAnsi="Avenir Next" w:cs="Avenir Next" w:eastAsia="Avenir Next"/>
                       <w:color w:val="1A1A1A"/>
-                      <w:sz w:val="21"/>
+                      <w:sz w:val="22"/>
                       <w:szCs w:val="21"/>
                     </w:rPr>
                     <w:t xml:space="preserve">56 cm²</w:t>
@@ -4952,25 +4964,25 @@
                       <w:rFonts w:ascii="Avenir Next" w:hAnsi="Avenir Next" w:cs="Avenir Next" w:eastAsia="Avenir Next"/>
                       <w:b/>
                       <w:color w:val="003A70"/>
+                      <w:sz w:val="22"/>
+                      <w:szCs w:val="21"/>
+                    </w:rPr>
+                    <w:t xml:space="preserve">C</w:t>
+                  </w:r>
+                  <w:r>
+                    <w:rPr>
+                      <w:rFonts w:ascii="Avenir Next" w:hAnsi="Avenir Next" w:cs="Avenir Next" w:eastAsia="Avenir Next"/>
+                      <w:color w:val="1A1A1A"/>
                       <w:sz w:val="21"/>
                       <w:szCs w:val="21"/>
                     </w:rPr>
-                    <w:t xml:space="preserve">C</w:t>
-                  </w:r>
-                  <w:r>
-                    <w:rPr>
-                      <w:rFonts w:ascii="Avenir Next" w:hAnsi="Avenir Next" w:cs="Avenir Next" w:eastAsia="Avenir Next"/>
-                      <w:color w:val="1A1A1A"/>
-                      <w:sz w:val="21"/>
-                      <w:szCs w:val="21"/>
-                    </w:rPr>
                     <w:tab/>
                   </w:r>
                   <w:r>
                     <w:rPr>
                       <w:rFonts w:ascii="Avenir Next" w:hAnsi="Avenir Next" w:cs="Avenir Next" w:eastAsia="Avenir Next"/>
                       <w:color w:val="1A1A1A"/>
-                      <w:sz w:val="21"/>
+                      <w:sz w:val="22"/>
                       <w:szCs w:val="21"/>
                     </w:rPr>
                     <w:t xml:space="preserve">72 cm²</w:t>
@@ -4995,25 +5007,25 @@
                       <w:rFonts w:ascii="Avenir Next" w:hAnsi="Avenir Next" w:cs="Avenir Next" w:eastAsia="Avenir Next"/>
                       <w:b/>
                       <w:color w:val="003A70"/>
+                      <w:sz w:val="22"/>
+                      <w:szCs w:val="21"/>
+                    </w:rPr>
+                    <w:t xml:space="preserve">D</w:t>
+                  </w:r>
+                  <w:r>
+                    <w:rPr>
+                      <w:rFonts w:ascii="Avenir Next" w:hAnsi="Avenir Next" w:cs="Avenir Next" w:eastAsia="Avenir Next"/>
+                      <w:color w:val="1A1A1A"/>
                       <w:sz w:val="21"/>
                       <w:szCs w:val="21"/>
                     </w:rPr>
-                    <w:t xml:space="preserve">D</w:t>
-                  </w:r>
-                  <w:r>
-                    <w:rPr>
-                      <w:rFonts w:ascii="Avenir Next" w:hAnsi="Avenir Next" w:cs="Avenir Next" w:eastAsia="Avenir Next"/>
-                      <w:color w:val="1A1A1A"/>
-                      <w:sz w:val="21"/>
-                      <w:szCs w:val="21"/>
-                    </w:rPr>
                     <w:tab/>
                   </w:r>
                   <w:r>
                     <w:rPr>
                       <w:rFonts w:ascii="Avenir Next" w:hAnsi="Avenir Next" w:cs="Avenir Next" w:eastAsia="Avenir Next"/>
                       <w:color w:val="1A1A1A"/>
-                      <w:sz w:val="21"/>
+                      <w:sz w:val="22"/>
                       <w:szCs w:val="21"/>
                     </w:rPr>
                     <w:t xml:space="preserve">112 cm²</w:t>
@@ -5161,25 +5173,25 @@
                       <w:rFonts w:ascii="Avenir Next" w:hAnsi="Avenir Next" w:cs="Avenir Next" w:eastAsia="Avenir Next"/>
                       <w:b/>
                       <w:color w:val="003A70"/>
+                      <w:sz w:val="22"/>
+                      <w:szCs w:val="21"/>
+                    </w:rPr>
+                    <w:t xml:space="preserve">A</w:t>
+                  </w:r>
+                  <w:r>
+                    <w:rPr>
+                      <w:rFonts w:ascii="Avenir Next" w:hAnsi="Avenir Next" w:cs="Avenir Next" w:eastAsia="Avenir Next"/>
+                      <w:color w:val="1A1A1A"/>
                       <w:sz w:val="21"/>
                       <w:szCs w:val="21"/>
                     </w:rPr>
-                    <w:t xml:space="preserve">A</w:t>
-                  </w:r>
-                  <w:r>
-                    <w:rPr>
-                      <w:rFonts w:ascii="Avenir Next" w:hAnsi="Avenir Next" w:cs="Avenir Next" w:eastAsia="Avenir Next"/>
-                      <w:color w:val="1A1A1A"/>
-                      <w:sz w:val="21"/>
-                      <w:szCs w:val="21"/>
-                    </w:rPr>
                     <w:tab/>
                   </w:r>
                   <w:r>
                     <w:rPr>
                       <w:rFonts w:ascii="Avenir Next" w:hAnsi="Avenir Next" w:cs="Avenir Next" w:eastAsia="Avenir Next"/>
                       <w:color w:val="1A1A1A"/>
-                      <w:sz w:val="21"/>
+                      <w:sz w:val="22"/>
                       <w:szCs w:val="21"/>
                     </w:rPr>
                     <w:t xml:space="preserve">204 m²</w:t>
@@ -5204,25 +5216,25 @@
                       <w:rFonts w:ascii="Avenir Next" w:hAnsi="Avenir Next" w:cs="Avenir Next" w:eastAsia="Avenir Next"/>
                       <w:b/>
                       <w:color w:val="003A70"/>
+                      <w:sz w:val="22"/>
+                      <w:szCs w:val="21"/>
+                    </w:rPr>
+                    <w:t xml:space="preserve">B</w:t>
+                  </w:r>
+                  <w:r>
+                    <w:rPr>
+                      <w:rFonts w:ascii="Avenir Next" w:hAnsi="Avenir Next" w:cs="Avenir Next" w:eastAsia="Avenir Next"/>
+                      <w:color w:val="1A1A1A"/>
                       <w:sz w:val="21"/>
                       <w:szCs w:val="21"/>
                     </w:rPr>
-                    <w:t xml:space="preserve">B</w:t>
-                  </w:r>
-                  <w:r>
-                    <w:rPr>
-                      <w:rFonts w:ascii="Avenir Next" w:hAnsi="Avenir Next" w:cs="Avenir Next" w:eastAsia="Avenir Next"/>
-                      <w:color w:val="1A1A1A"/>
-                      <w:sz w:val="21"/>
-                      <w:szCs w:val="21"/>
-                    </w:rPr>
                     <w:tab/>
                   </w:r>
                   <w:r>
                     <w:rPr>
                       <w:rFonts w:ascii="Avenir Next" w:hAnsi="Avenir Next" w:cs="Avenir Next" w:eastAsia="Avenir Next"/>
                       <w:color w:val="1A1A1A"/>
-                      <w:sz w:val="21"/>
+                      <w:sz w:val="22"/>
                       <w:szCs w:val="21"/>
                     </w:rPr>
                     <w:t xml:space="preserve">120 m²</w:t>
@@ -5247,25 +5259,25 @@
                       <w:rFonts w:ascii="Avenir Next" w:hAnsi="Avenir Next" w:cs="Avenir Next" w:eastAsia="Avenir Next"/>
                       <w:b/>
                       <w:color w:val="003A70"/>
+                      <w:sz w:val="22"/>
+                      <w:szCs w:val="21"/>
+                    </w:rPr>
+                    <w:t xml:space="preserve">C</w:t>
+                  </w:r>
+                  <w:r>
+                    <w:rPr>
+                      <w:rFonts w:ascii="Avenir Next" w:hAnsi="Avenir Next" w:cs="Avenir Next" w:eastAsia="Avenir Next"/>
+                      <w:color w:val="1A1A1A"/>
                       <w:sz w:val="21"/>
                       <w:szCs w:val="21"/>
                     </w:rPr>
-                    <w:t xml:space="preserve">C</w:t>
-                  </w:r>
-                  <w:r>
-                    <w:rPr>
-                      <w:rFonts w:ascii="Avenir Next" w:hAnsi="Avenir Next" w:cs="Avenir Next" w:eastAsia="Avenir Next"/>
-                      <w:color w:val="1A1A1A"/>
-                      <w:sz w:val="21"/>
-                      <w:szCs w:val="21"/>
-                    </w:rPr>
                     <w:tab/>
                   </w:r>
                   <w:r>
                     <w:rPr>
                       <w:rFonts w:ascii="Avenir Next" w:hAnsi="Avenir Next" w:cs="Avenir Next" w:eastAsia="Avenir Next"/>
                       <w:color w:val="1A1A1A"/>
-                      <w:sz w:val="21"/>
+                      <w:sz w:val="22"/>
                       <w:szCs w:val="21"/>
                     </w:rPr>
                     <w:t xml:space="preserve">36 m²</w:t>
@@ -5290,25 +5302,25 @@
                       <w:rFonts w:ascii="Avenir Next" w:hAnsi="Avenir Next" w:cs="Avenir Next" w:eastAsia="Avenir Next"/>
                       <w:b/>
                       <w:color w:val="003A70"/>
+                      <w:sz w:val="22"/>
+                      <w:szCs w:val="21"/>
+                    </w:rPr>
+                    <w:t xml:space="preserve">D</w:t>
+                  </w:r>
+                  <w:r>
+                    <w:rPr>
+                      <w:rFonts w:ascii="Avenir Next" w:hAnsi="Avenir Next" w:cs="Avenir Next" w:eastAsia="Avenir Next"/>
+                      <w:color w:val="1A1A1A"/>
                       <w:sz w:val="21"/>
                       <w:szCs w:val="21"/>
                     </w:rPr>
-                    <w:t xml:space="preserve">D</w:t>
-                  </w:r>
-                  <w:r>
-                    <w:rPr>
-                      <w:rFonts w:ascii="Avenir Next" w:hAnsi="Avenir Next" w:cs="Avenir Next" w:eastAsia="Avenir Next"/>
-                      <w:color w:val="1A1A1A"/>
-                      <w:sz w:val="21"/>
-                      <w:szCs w:val="21"/>
-                    </w:rPr>
                     <w:tab/>
                   </w:r>
                   <w:r>
                     <w:rPr>
                       <w:rFonts w:ascii="Avenir Next" w:hAnsi="Avenir Next" w:cs="Avenir Next" w:eastAsia="Avenir Next"/>
                       <w:color w:val="1A1A1A"/>
-                      <w:sz w:val="21"/>
+                      <w:sz w:val="22"/>
                       <w:szCs w:val="21"/>
                     </w:rPr>
                     <w:t xml:space="preserve">42 m²</w:t>
@@ -5374,6 +5386,7 @@
           </w:tcPr>
           <w:p>
             <w:pPr>
+              <w:pStyle w:val="Heading2"/>
               <w:spacing w:before="0" w:after="0" w:line="240" w:lineRule="auto"/>
             </w:pPr>
             <w:r>
@@ -5411,7 +5424,7 @@
               <w:rPr>
                 <w:rFonts w:ascii="Avenir Next" w:hAnsi="Avenir Next" w:cs="Avenir Next" w:eastAsia="Avenir Next"/>
                 <w:color w:val="1A1A1A"/>
-                <w:sz w:val="17"/>
+                <w:sz w:val="22"/>
                 <w:szCs w:val="17"/>
               </w:rPr>
               <w:t xml:space="preserve">  I can do this on my own</w:t>
@@ -5440,7 +5453,7 @@
               <w:rPr>
                 <w:rFonts w:ascii="Avenir Next" w:hAnsi="Avenir Next" w:cs="Avenir Next" w:eastAsia="Avenir Next"/>
                 <w:color w:val="1A1A1A"/>
-                <w:sz w:val="17"/>
+                <w:sz w:val="22"/>
                 <w:szCs w:val="17"/>
               </w:rPr>
               <w:t xml:space="preserve">  I need a little help</w:t>
@@ -5469,7 +5482,7 @@
               <w:rPr>
                 <w:rFonts w:ascii="Avenir Next" w:hAnsi="Avenir Next" w:cs="Avenir Next" w:eastAsia="Avenir Next"/>
                 <w:color w:val="1A1A1A"/>
-                <w:sz w:val="17"/>
+                <w:sz w:val="22"/>
                 <w:szCs w:val="17"/>
               </w:rPr>
               <w:t xml:space="preserve">  I have a question about #</w:t>
@@ -5576,7 +5589,106 @@
               <w:sz w:val="15"/>
               <w:szCs w:val="15"/>
             </w:rPr>
-            <w:t xml:space="preserve">Lesson 5-8  ·  Homework Packet  ·  Level 1</w:t>
+            <w:t xml:space="preserve">5-8 · Page </w:t>
+          </w:r>
+          <w:r>
+            <w:rPr>
+              <w:rFonts w:ascii="Avenir Next" w:hAnsi="Avenir Next" w:cs="Avenir Next" w:eastAsia="Avenir Next"/>
+              <w:color w:val="5A5F66"/>
+              <w:sz w:val="15"/>
+              <w:szCs w:val="15"/>
+            </w:rPr>
+            <w:fldChar w:fldCharType="begin"/>
+          </w:r>
+          <w:r>
+            <w:rPr>
+              <w:rFonts w:ascii="Avenir Next" w:hAnsi="Avenir Next" w:cs="Avenir Next" w:eastAsia="Avenir Next"/>
+              <w:color w:val="5A5F66"/>
+              <w:sz w:val="15"/>
+              <w:szCs w:val="15"/>
+            </w:rPr>
+            <w:instrText xml:space="preserve"> PAGE </w:instrText>
+          </w:r>
+          <w:r>
+            <w:rPr>
+              <w:rFonts w:ascii="Avenir Next" w:hAnsi="Avenir Next" w:cs="Avenir Next" w:eastAsia="Avenir Next"/>
+              <w:color w:val="5A5F66"/>
+              <w:sz w:val="15"/>
+              <w:szCs w:val="15"/>
+            </w:rPr>
+            <w:fldChar w:fldCharType="separate"/>
+          </w:r>
+          <w:r>
+            <w:rPr>
+              <w:rFonts w:ascii="Avenir Next" w:hAnsi="Avenir Next" w:cs="Avenir Next" w:eastAsia="Avenir Next"/>
+              <w:color w:val="5A5F66"/>
+              <w:sz w:val="15"/>
+              <w:szCs w:val="15"/>
+            </w:rPr>
+            <w:t xml:space="preserve">1</w:t>
+          </w:r>
+          <w:r>
+            <w:rPr>
+              <w:rFonts w:ascii="Avenir Next" w:hAnsi="Avenir Next" w:cs="Avenir Next" w:eastAsia="Avenir Next"/>
+              <w:color w:val="5A5F66"/>
+              <w:sz w:val="15"/>
+              <w:szCs w:val="15"/>
+            </w:rPr>
+            <w:fldChar w:fldCharType="end"/>
+          </w:r>
+          <w:r>
+            <w:rPr>
+              <w:rFonts w:ascii="Avenir Next" w:hAnsi="Avenir Next" w:cs="Avenir Next" w:eastAsia="Avenir Next"/>
+              <w:color w:val="5A5F66"/>
+              <w:sz w:val="15"/>
+              <w:szCs w:val="15"/>
+            </w:rPr>
+            <w:t xml:space="preserve"> of </w:t>
+          </w:r>
+          <w:r>
+            <w:rPr>
+              <w:rFonts w:ascii="Avenir Next" w:hAnsi="Avenir Next" w:cs="Avenir Next" w:eastAsia="Avenir Next"/>
+              <w:color w:val="5A5F66"/>
+              <w:sz w:val="15"/>
+              <w:szCs w:val="15"/>
+            </w:rPr>
+            <w:fldChar w:fldCharType="begin"/>
+          </w:r>
+          <w:r>
+            <w:rPr>
+              <w:rFonts w:ascii="Avenir Next" w:hAnsi="Avenir Next" w:cs="Avenir Next" w:eastAsia="Avenir Next"/>
+              <w:color w:val="5A5F66"/>
+              <w:sz w:val="15"/>
+              <w:szCs w:val="15"/>
+            </w:rPr>
+            <w:instrText xml:space="preserve"> NUMPAGES </w:instrText>
+          </w:r>
+          <w:r>
+            <w:rPr>
+              <w:rFonts w:ascii="Avenir Next" w:hAnsi="Avenir Next" w:cs="Avenir Next" w:eastAsia="Avenir Next"/>
+              <w:color w:val="5A5F66"/>
+              <w:sz w:val="15"/>
+              <w:szCs w:val="15"/>
+            </w:rPr>
+            <w:fldChar w:fldCharType="separate"/>
+          </w:r>
+          <w:r>
+            <w:rPr>
+              <w:rFonts w:ascii="Avenir Next" w:hAnsi="Avenir Next" w:cs="Avenir Next" w:eastAsia="Avenir Next"/>
+              <w:color w:val="5A5F66"/>
+              <w:sz w:val="15"/>
+              <w:szCs w:val="15"/>
+            </w:rPr>
+            <w:t xml:space="preserve">1</w:t>
+          </w:r>
+          <w:r>
+            <w:rPr>
+              <w:rFonts w:ascii="Avenir Next" w:hAnsi="Avenir Next" w:cs="Avenir Next" w:eastAsia="Avenir Next"/>
+              <w:color w:val="5A5F66"/>
+              <w:sz w:val="15"/>
+              <w:szCs w:val="15"/>
+            </w:rPr>
+            <w:fldChar w:fldCharType="end"/>
           </w:r>
         </w:p>
       </w:tc>
@@ -5619,5 +5731,23 @@
       </w:tblCellMar>
     </w:tblPr>
   </w:style>
+  <w:style w:type="paragraph" w:styleId="Heading1">
+    <w:name w:val="heading 1"/>
+    <w:basedOn w:val="Normal"/>
+    <w:pPr>
+      <w:outlineLvl w:val="0"/>
+      <w:keepNext w:val="0"/>
+      <w:keepLines w:val="0"/>
+    </w:pPr>
+  </w:style>
+  <w:style w:type="paragraph" w:styleId="Heading2">
+    <w:name w:val="heading 2"/>
+    <w:basedOn w:val="Normal"/>
+    <w:pPr>
+      <w:outlineLvl w:val="1"/>
+      <w:keepNext w:val="0"/>
+      <w:keepLines w:val="0"/>
+    </w:pPr>
+  </w:style>
 </w:styles>
 </file>